--- a/lab1/lab1.отчёт.docx
+++ b/lab1/lab1.отчёт.docx
@@ -338,7 +338,6 @@
         </w:rPr>
         <w:t>и</w:t>
       </w:r>
-      <w:proofErr w:type="gramStart"/>
       <w:r>
         <w:rPr>
           <w:spacing w:val="-2"/>
@@ -352,14 +351,7 @@
         <w:rPr>
           <w:spacing w:val="-2"/>
         </w:rPr>
-        <w:t>Проверил</w:t>
-      </w:r>
-      <w:proofErr w:type="gramEnd"/>
-      <w:r>
-        <w:rPr>
-          <w:spacing w:val="-2"/>
-        </w:rPr>
-        <w:t>:</w:t>
+        <w:t>Проверил:</w:t>
       </w:r>
     </w:p>
     <w:p>
@@ -383,13 +375,8 @@
       <w:r>
         <w:tab/>
       </w:r>
-      <w:proofErr w:type="spellStart"/>
-      <w:r>
-        <w:t>Болтак</w:t>
-      </w:r>
-      <w:proofErr w:type="spellEnd"/>
-      <w:r>
-        <w:t xml:space="preserve"> С.В.</w:t>
+      <w:r>
+        <w:t>Болтак С.В.</w:t>
       </w:r>
     </w:p>
     <w:p>
@@ -398,11 +385,9 @@
         <w:spacing w:before="38"/>
         <w:ind w:left="2"/>
       </w:pPr>
-      <w:proofErr w:type="spellStart"/>
       <w:r>
         <w:t>Жинко</w:t>
       </w:r>
-      <w:proofErr w:type="spellEnd"/>
       <w:r>
         <w:t xml:space="preserve"> </w:t>
       </w:r>
@@ -425,11 +410,9 @@
         <w:spacing w:before="38"/>
         <w:ind w:left="2"/>
       </w:pPr>
-      <w:proofErr w:type="spellStart"/>
       <w:r>
         <w:t>Курстак</w:t>
       </w:r>
-      <w:proofErr w:type="spellEnd"/>
       <w:r>
         <w:t xml:space="preserve"> </w:t>
       </w:r>
@@ -533,7 +516,14 @@
           <w:bCs/>
           <w:lang w:val="en-US"/>
         </w:rPr>
-        <w:t>Ruby</w:t>
+        <w:t>C</w:t>
+      </w:r>
+      <w:r>
+        <w:rPr>
+          <w:b/>
+          <w:bCs/>
+        </w:rPr>
+        <w:t>#</w:t>
       </w:r>
     </w:p>
     <w:p/>
@@ -560,50 +550,20 @@
         <w:rPr>
           <w:lang w:val="en-US"/>
         </w:rPr>
-        <w:t xml:space="preserve">using </w:t>
-      </w:r>
-      <w:proofErr w:type="spellStart"/>
-      <w:proofErr w:type="gramStart"/>
-      <w:r>
-        <w:rPr>
-          <w:lang w:val="en-US"/>
-        </w:rPr>
-        <w:t>System.Collections.Generic</w:t>
-      </w:r>
-      <w:proofErr w:type="spellEnd"/>
-      <w:proofErr w:type="gramEnd"/>
-      <w:r>
-        <w:rPr>
-          <w:lang w:val="en-US"/>
-        </w:rPr>
-        <w:t>;</w:t>
-      </w:r>
-    </w:p>
-    <w:p>
-      <w:pPr>
-        <w:rPr>
-          <w:lang w:val="en-US"/>
-        </w:rPr>
-      </w:pPr>
-      <w:r>
-        <w:rPr>
-          <w:lang w:val="en-US"/>
-        </w:rPr>
-        <w:t xml:space="preserve">using </w:t>
-      </w:r>
-      <w:proofErr w:type="spellStart"/>
-      <w:r>
-        <w:rPr>
-          <w:lang w:val="en-US"/>
-        </w:rPr>
-        <w:t>System.Linq</w:t>
-      </w:r>
-      <w:proofErr w:type="spellEnd"/>
-      <w:r>
-        <w:rPr>
-          <w:lang w:val="en-US"/>
-        </w:rPr>
-        <w:t>;</w:t>
+        <w:t>using System.Collections.Generic;</w:t>
+      </w:r>
+    </w:p>
+    <w:p>
+      <w:pPr>
+        <w:rPr>
+          <w:lang w:val="en-US"/>
+        </w:rPr>
+      </w:pPr>
+      <w:r>
+        <w:rPr>
+          <w:lang w:val="en-US"/>
+        </w:rPr>
+        <w:t>using System.Linq;</w:t>
       </w:r>
     </w:p>
     <w:p>
@@ -649,16 +609,8 @@
         <w:rPr>
           <w:lang w:val="en-US"/>
         </w:rPr>
-        <w:t xml:space="preserve">    public abstract class </w:t>
-      </w:r>
-      <w:proofErr w:type="spellStart"/>
-      <w:r>
-        <w:rPr>
-          <w:lang w:val="en-US"/>
-        </w:rPr>
-        <w:t>ShapeBase</w:t>
-      </w:r>
-      <w:proofErr w:type="spellEnd"/>
+        <w:t xml:space="preserve">    public abstract class ShapeBase</w:t>
+      </w:r>
     </w:p>
     <w:p>
       <w:pPr>
@@ -683,70 +635,20 @@
         <w:rPr>
           <w:lang w:val="en-US"/>
         </w:rPr>
-        <w:t xml:space="preserve">        public abstract double Area </w:t>
-      </w:r>
-      <w:proofErr w:type="gramStart"/>
-      <w:r>
-        <w:rPr>
-          <w:lang w:val="en-US"/>
-        </w:rPr>
-        <w:t>{ get; }</w:t>
-      </w:r>
-      <w:proofErr w:type="gramEnd"/>
-    </w:p>
-    <w:p>
-      <w:pPr>
-        <w:rPr>
-          <w:lang w:val="en-US"/>
-        </w:rPr>
-      </w:pPr>
-      <w:r>
-        <w:rPr>
-          <w:lang w:val="en-US"/>
-        </w:rPr>
-        <w:t xml:space="preserve">        public virtual string </w:t>
-      </w:r>
-      <w:proofErr w:type="gramStart"/>
-      <w:r>
-        <w:rPr>
-          <w:lang w:val="en-US"/>
-        </w:rPr>
-        <w:t>Describe(</w:t>
-      </w:r>
-      <w:proofErr w:type="gramEnd"/>
-      <w:r>
-        <w:rPr>
-          <w:lang w:val="en-US"/>
-        </w:rPr>
-        <w:t>) =&gt; $"</w:t>
-      </w:r>
-      <w:proofErr w:type="spellStart"/>
-      <w:r>
-        <w:rPr>
-          <w:lang w:val="en-US"/>
-        </w:rPr>
-        <w:t>Площадь</w:t>
-      </w:r>
-      <w:proofErr w:type="spellEnd"/>
-      <w:r>
-        <w:rPr>
-          <w:lang w:val="en-US"/>
-        </w:rPr>
-        <w:t xml:space="preserve"> {</w:t>
-      </w:r>
-      <w:proofErr w:type="gramStart"/>
-      <w:r>
-        <w:rPr>
-          <w:lang w:val="en-US"/>
-        </w:rPr>
-        <w:t>Area:F</w:t>
-      </w:r>
-      <w:proofErr w:type="gramEnd"/>
-      <w:r>
-        <w:rPr>
-          <w:lang w:val="en-US"/>
-        </w:rPr>
-        <w:t>2}";</w:t>
+        <w:t xml:space="preserve">        public abstract double Area { get; }</w:t>
+      </w:r>
+    </w:p>
+    <w:p>
+      <w:pPr>
+        <w:rPr>
+          <w:lang w:val="en-US"/>
+        </w:rPr>
+      </w:pPr>
+      <w:r>
+        <w:rPr>
+          <w:lang w:val="en-US"/>
+        </w:rPr>
+        <w:t xml:space="preserve">        public virtual string Describe() =&gt; $"Площадь {Area:F2}";</w:t>
       </w:r>
     </w:p>
     <w:p>
@@ -779,892 +681,720 @@
         <w:rPr>
           <w:lang w:val="en-US"/>
         </w:rPr>
-        <w:t xml:space="preserve">    public class </w:t>
-      </w:r>
-      <w:proofErr w:type="gramStart"/>
-      <w:r>
-        <w:rPr>
-          <w:lang w:val="en-US"/>
-        </w:rPr>
-        <w:t>Circle :</w:t>
-      </w:r>
-      <w:proofErr w:type="gramEnd"/>
-      <w:r>
-        <w:rPr>
-          <w:lang w:val="en-US"/>
-        </w:rPr>
+        <w:t xml:space="preserve">    public class Circle : ShapeBase</w:t>
+      </w:r>
+    </w:p>
+    <w:p>
+      <w:pPr>
+        <w:rPr>
+          <w:lang w:val="en-US"/>
+        </w:rPr>
+      </w:pPr>
+      <w:r>
+        <w:rPr>
+          <w:lang w:val="en-US"/>
+        </w:rPr>
+        <w:t xml:space="preserve">    {</w:t>
+      </w:r>
+    </w:p>
+    <w:p>
+      <w:pPr>
+        <w:rPr>
+          <w:lang w:val="en-US"/>
+        </w:rPr>
+      </w:pPr>
+      <w:r>
+        <w:rPr>
+          <w:lang w:val="en-US"/>
+        </w:rPr>
+        <w:t xml:space="preserve">        public double Radius { get; set; }</w:t>
+      </w:r>
+    </w:p>
+    <w:p>
+      <w:pPr>
+        <w:rPr>
+          <w:lang w:val="en-US"/>
+        </w:rPr>
+      </w:pPr>
+    </w:p>
+    <w:p>
+      <w:pPr>
+        <w:rPr>
+          <w:lang w:val="en-US"/>
+        </w:rPr>
+      </w:pPr>
+      <w:r>
+        <w:rPr>
+          <w:lang w:val="en-US"/>
+        </w:rPr>
+        <w:t xml:space="preserve">        public Circle(double radius)</w:t>
+      </w:r>
+    </w:p>
+    <w:p>
+      <w:pPr>
+        <w:rPr>
+          <w:lang w:val="en-US"/>
+        </w:rPr>
+      </w:pPr>
+      <w:r>
+        <w:rPr>
+          <w:lang w:val="en-US"/>
+        </w:rPr>
+        <w:t xml:space="preserve">        {</w:t>
+      </w:r>
+    </w:p>
+    <w:p>
+      <w:pPr>
+        <w:rPr>
+          <w:lang w:val="en-US"/>
+        </w:rPr>
+      </w:pPr>
+      <w:r>
+        <w:rPr>
+          <w:lang w:val="en-US"/>
+        </w:rPr>
+        <w:t xml:space="preserve">            Radius = radius;</w:t>
+      </w:r>
+    </w:p>
+    <w:p>
+      <w:pPr>
+        <w:rPr>
+          <w:lang w:val="en-US"/>
+        </w:rPr>
+      </w:pPr>
+      <w:r>
+        <w:rPr>
+          <w:lang w:val="en-US"/>
+        </w:rPr>
+        <w:t xml:space="preserve">        }</w:t>
+      </w:r>
+    </w:p>
+    <w:p>
+      <w:pPr>
+        <w:rPr>
+          <w:lang w:val="en-US"/>
+        </w:rPr>
+      </w:pPr>
+    </w:p>
+    <w:p>
+      <w:pPr>
+        <w:rPr>
+          <w:lang w:val="en-US"/>
+        </w:rPr>
+      </w:pPr>
+      <w:r>
+        <w:rPr>
+          <w:lang w:val="en-US"/>
+        </w:rPr>
+        <w:t xml:space="preserve">        public override double Area =&gt; Math.PI * Radius * Radius;</w:t>
+      </w:r>
+    </w:p>
+    <w:p>
+      <w:r>
+        <w:rPr>
+          <w:lang w:val="en-US"/>
+        </w:rPr>
+        <w:t xml:space="preserve">    </w:t>
+      </w:r>
+      <w:r>
+        <w:t>}</w:t>
+      </w:r>
+    </w:p>
+    <w:p/>
+    <w:p>
+      <w:pPr>
+        <w:rPr>
+          <w:lang w:val="en-US"/>
+        </w:rPr>
+      </w:pPr>
+      <w:r>
+        <w:t xml:space="preserve">    </w:t>
+      </w:r>
+      <w:r>
+        <w:rPr>
+          <w:lang w:val="en-US"/>
+        </w:rPr>
+        <w:t>public class Rectangle : ShapeBase</w:t>
+      </w:r>
+    </w:p>
+    <w:p>
+      <w:pPr>
+        <w:rPr>
+          <w:lang w:val="en-US"/>
+        </w:rPr>
+      </w:pPr>
+      <w:r>
+        <w:rPr>
+          <w:lang w:val="en-US"/>
+        </w:rPr>
+        <w:t xml:space="preserve">    {</w:t>
+      </w:r>
+    </w:p>
+    <w:p>
+      <w:pPr>
+        <w:rPr>
+          <w:lang w:val="en-US"/>
+        </w:rPr>
+      </w:pPr>
+      <w:r>
+        <w:rPr>
+          <w:lang w:val="en-US"/>
+        </w:rPr>
+        <w:t xml:space="preserve">        public double Width { get; set; }</w:t>
+      </w:r>
+    </w:p>
+    <w:p>
+      <w:pPr>
+        <w:rPr>
+          <w:lang w:val="en-US"/>
+        </w:rPr>
+      </w:pPr>
+      <w:r>
+        <w:rPr>
+          <w:lang w:val="en-US"/>
+        </w:rPr>
+        <w:t xml:space="preserve">        public double Height { get; set; }</w:t>
+      </w:r>
+    </w:p>
+    <w:p>
+      <w:pPr>
+        <w:rPr>
+          <w:lang w:val="en-US"/>
+        </w:rPr>
+      </w:pPr>
+    </w:p>
+    <w:p>
+      <w:pPr>
+        <w:rPr>
+          <w:lang w:val="en-US"/>
+        </w:rPr>
+      </w:pPr>
+      <w:r>
+        <w:rPr>
+          <w:lang w:val="en-US"/>
+        </w:rPr>
+        <w:t xml:space="preserve">        public Rectangle(double width, double height)</w:t>
+      </w:r>
+    </w:p>
+    <w:p>
+      <w:pPr>
+        <w:rPr>
+          <w:lang w:val="en-US"/>
+        </w:rPr>
+      </w:pPr>
+      <w:r>
+        <w:rPr>
+          <w:lang w:val="en-US"/>
+        </w:rPr>
+        <w:t xml:space="preserve">        {</w:t>
+      </w:r>
+    </w:p>
+    <w:p>
+      <w:pPr>
+        <w:rPr>
+          <w:lang w:val="en-US"/>
+        </w:rPr>
+      </w:pPr>
+      <w:r>
+        <w:rPr>
+          <w:lang w:val="en-US"/>
+        </w:rPr>
+        <w:t xml:space="preserve">            Width = width;</w:t>
+      </w:r>
+    </w:p>
+    <w:p>
+      <w:pPr>
+        <w:rPr>
+          <w:lang w:val="en-US"/>
+        </w:rPr>
+      </w:pPr>
+      <w:r>
+        <w:rPr>
+          <w:lang w:val="en-US"/>
+        </w:rPr>
+        <w:t xml:space="preserve">            Height = height;</w:t>
+      </w:r>
+    </w:p>
+    <w:p>
+      <w:pPr>
+        <w:rPr>
+          <w:lang w:val="en-US"/>
+        </w:rPr>
+      </w:pPr>
+      <w:r>
+        <w:rPr>
+          <w:lang w:val="en-US"/>
+        </w:rPr>
+        <w:t xml:space="preserve">        }</w:t>
+      </w:r>
+    </w:p>
+    <w:p>
+      <w:pPr>
+        <w:rPr>
+          <w:lang w:val="en-US"/>
+        </w:rPr>
+      </w:pPr>
+    </w:p>
+    <w:p>
+      <w:pPr>
+        <w:rPr>
+          <w:lang w:val="en-US"/>
+        </w:rPr>
+      </w:pPr>
+      <w:r>
+        <w:rPr>
+          <w:lang w:val="en-US"/>
+        </w:rPr>
+        <w:t xml:space="preserve">        public override double Area =&gt; Width * Height;</w:t>
+      </w:r>
+    </w:p>
+    <w:p>
+      <w:pPr>
+        <w:rPr>
+          <w:lang w:val="en-US"/>
+        </w:rPr>
+      </w:pPr>
+      <w:r>
+        <w:rPr>
+          <w:lang w:val="en-US"/>
+        </w:rPr>
+        <w:t xml:space="preserve">    }</w:t>
+      </w:r>
+    </w:p>
+    <w:p>
+      <w:pPr>
+        <w:rPr>
+          <w:lang w:val="en-US"/>
+        </w:rPr>
+      </w:pPr>
+    </w:p>
+    <w:p>
+      <w:pPr>
+        <w:rPr>
+          <w:lang w:val="en-US"/>
+        </w:rPr>
+      </w:pPr>
+      <w:r>
+        <w:rPr>
+          <w:lang w:val="en-US"/>
+        </w:rPr>
+        <w:t xml:space="preserve">    public static class Program</w:t>
+      </w:r>
+    </w:p>
+    <w:p>
+      <w:pPr>
+        <w:rPr>
+          <w:lang w:val="en-US"/>
+        </w:rPr>
+      </w:pPr>
+      <w:r>
+        <w:rPr>
+          <w:lang w:val="en-US"/>
+        </w:rPr>
+        <w:t xml:space="preserve">    {</w:t>
+      </w:r>
+    </w:p>
+    <w:p>
+      <w:pPr>
+        <w:rPr>
+          <w:lang w:val="en-US"/>
+        </w:rPr>
+      </w:pPr>
+      <w:r>
+        <w:rPr>
+          <w:lang w:val="en-US"/>
+        </w:rPr>
+        <w:t xml:space="preserve">        public static void Main()</w:t>
+      </w:r>
+    </w:p>
+    <w:p>
+      <w:pPr>
+        <w:rPr>
+          <w:lang w:val="en-US"/>
+        </w:rPr>
+      </w:pPr>
+      <w:r>
+        <w:rPr>
+          <w:lang w:val="en-US"/>
+        </w:rPr>
+        <w:t xml:space="preserve">        {</w:t>
+      </w:r>
+    </w:p>
+    <w:p>
+      <w:pPr>
+        <w:rPr>
+          <w:lang w:val="en-US"/>
+        </w:rPr>
+      </w:pPr>
+      <w:r>
+        <w:rPr>
+          <w:lang w:val="en-US"/>
+        </w:rPr>
+        <w:t xml:space="preserve">            var shapes = new List&lt;ShapeBase&gt;();</w:t>
+      </w:r>
+    </w:p>
+    <w:p>
+      <w:pPr>
+        <w:rPr>
+          <w:lang w:val="en-US"/>
+        </w:rPr>
+      </w:pPr>
+      <w:r>
+        <w:rPr>
+          <w:lang w:val="en-US"/>
+        </w:rPr>
+        <w:lastRenderedPageBreak/>
+        <w:t xml:space="preserve">            shapes.Add(new Circle(2.5));</w:t>
+      </w:r>
+    </w:p>
+    <w:p>
+      <w:pPr>
+        <w:rPr>
+          <w:lang w:val="en-US"/>
+        </w:rPr>
+      </w:pPr>
+      <w:r>
+        <w:rPr>
+          <w:lang w:val="en-US"/>
+        </w:rPr>
+        <w:t xml:space="preserve">            shapes.Add(new Circle(1.0));</w:t>
+      </w:r>
+    </w:p>
+    <w:p>
+      <w:pPr>
+        <w:rPr>
+          <w:lang w:val="en-US"/>
+        </w:rPr>
+      </w:pPr>
+      <w:r>
+        <w:rPr>
+          <w:lang w:val="en-US"/>
+        </w:rPr>
+        <w:t xml:space="preserve">            shapes.Add(new Rectangle(3.0, 4.0)); </w:t>
+      </w:r>
+    </w:p>
+    <w:p>
+      <w:pPr>
+        <w:rPr>
+          <w:lang w:val="en-US"/>
+        </w:rPr>
+      </w:pPr>
+    </w:p>
+    <w:p>
+      <w:pPr>
+        <w:rPr>
+          <w:lang w:val="en-US"/>
+        </w:rPr>
+      </w:pPr>
+      <w:r>
+        <w:rPr>
+          <w:lang w:val="en-US"/>
+        </w:rPr>
+        <w:t xml:space="preserve">            var bigShapes = shapes</w:t>
+      </w:r>
+    </w:p>
+    <w:p>
+      <w:pPr>
+        <w:rPr>
+          <w:lang w:val="en-US"/>
+        </w:rPr>
+      </w:pPr>
+      <w:r>
+        <w:rPr>
+          <w:lang w:val="en-US"/>
+        </w:rPr>
+        <w:t xml:space="preserve">                .Where(s =&gt; s.Area &gt; 2.0)</w:t>
+      </w:r>
+    </w:p>
+    <w:p>
+      <w:pPr>
+        <w:rPr>
+          <w:lang w:val="en-US"/>
+        </w:rPr>
+      </w:pPr>
+      <w:r>
+        <w:rPr>
+          <w:lang w:val="en-US"/>
+        </w:rPr>
+        <w:t xml:space="preserve">                .OrderByDescending(s =&gt; s.Area);</w:t>
+      </w:r>
+    </w:p>
+    <w:p>
+      <w:pPr>
+        <w:rPr>
+          <w:lang w:val="en-US"/>
+        </w:rPr>
+      </w:pPr>
+    </w:p>
+    <w:p>
+      <w:pPr>
+        <w:rPr>
+          <w:lang w:val="en-US"/>
+        </w:rPr>
+      </w:pPr>
+      <w:r>
+        <w:rPr>
+          <w:lang w:val="en-US"/>
+        </w:rPr>
+        <w:t xml:space="preserve">            foreach (var shape in bigShapes)</w:t>
+      </w:r>
+    </w:p>
+    <w:p>
+      <w:pPr>
+        <w:rPr>
+          <w:lang w:val="en-US"/>
+        </w:rPr>
+      </w:pPr>
+      <w:r>
+        <w:rPr>
+          <w:lang w:val="en-US"/>
+        </w:rPr>
+        <w:t xml:space="preserve">            {</w:t>
+      </w:r>
+    </w:p>
+    <w:p>
+      <w:pPr>
+        <w:rPr>
+          <w:lang w:val="en-US"/>
+        </w:rPr>
+      </w:pPr>
+      <w:r>
+        <w:rPr>
+          <w:lang w:val="en-US"/>
+        </w:rPr>
+        <w:t xml:space="preserve">                Console.WriteLine(shape.Describe());</w:t>
+      </w:r>
+    </w:p>
+    <w:p>
+      <w:pPr>
+        <w:rPr>
+          <w:lang w:val="en-US"/>
+        </w:rPr>
+      </w:pPr>
+      <w:r>
+        <w:rPr>
+          <w:lang w:val="en-US"/>
+        </w:rPr>
+        <w:t xml:space="preserve">            }</w:t>
+      </w:r>
+    </w:p>
+    <w:p>
+      <w:pPr>
+        <w:rPr>
+          <w:lang w:val="en-US"/>
+        </w:rPr>
+      </w:pPr>
+    </w:p>
+    <w:p>
+      <w:pPr>
+        <w:rPr>
+          <w:lang w:val="en-US"/>
+        </w:rPr>
+      </w:pPr>
+      <w:r>
+        <w:rPr>
+          <w:lang w:val="en-US"/>
+        </w:rPr>
+        <w:t xml:space="preserve">            string label = shapes.Count switch</w:t>
+      </w:r>
+    </w:p>
+    <w:p>
+      <w:pPr>
+        <w:rPr>
+          <w:lang w:val="en-US"/>
+        </w:rPr>
+      </w:pPr>
+      <w:r>
+        <w:rPr>
+          <w:lang w:val="en-US"/>
+        </w:rPr>
+        <w:t xml:space="preserve">            </w:t>
+      </w:r>
+      <w:r>
+        <w:rPr>
+          <w:lang w:val="en-US"/>
+        </w:rPr>
+        <w:t>{</w:t>
+      </w:r>
+    </w:p>
+    <w:p>
+      <w:r>
+        <w:rPr>
+          <w:lang w:val="en-US"/>
+        </w:rPr>
+        <w:t xml:space="preserve">                </w:t>
+      </w:r>
+      <w:r>
+        <w:t>0 =&gt; "пусто",</w:t>
+      </w:r>
+    </w:p>
+    <w:p>
+      <w:r>
+        <w:t xml:space="preserve">                1 =&gt; "одна фигура",</w:t>
+      </w:r>
+    </w:p>
+    <w:p>
+      <w:r>
+        <w:t xml:space="preserve">                _ </w:t>
+      </w:r>
+      <w:r>
+        <w:rPr>
+          <w:lang w:val="en-US"/>
+        </w:rPr>
+        <w:t>when</w:t>
+      </w:r>
+      <w:r>
         <w:t xml:space="preserve"> </w:t>
       </w:r>
-      <w:proofErr w:type="spellStart"/>
-      <w:r>
-        <w:rPr>
-          <w:lang w:val="en-US"/>
-        </w:rPr>
-        <w:t>ShapeBase</w:t>
-      </w:r>
-      <w:proofErr w:type="spellEnd"/>
-    </w:p>
-    <w:p>
-      <w:pPr>
-        <w:rPr>
-          <w:lang w:val="en-US"/>
-        </w:rPr>
-      </w:pPr>
-      <w:r>
-        <w:rPr>
-          <w:lang w:val="en-US"/>
-        </w:rPr>
-        <w:t xml:space="preserve">    {</w:t>
-      </w:r>
-    </w:p>
-    <w:p>
-      <w:pPr>
-        <w:rPr>
-          <w:lang w:val="en-US"/>
-        </w:rPr>
-      </w:pPr>
-      <w:r>
-        <w:rPr>
-          <w:lang w:val="en-US"/>
-        </w:rPr>
-        <w:t xml:space="preserve">        public double Radius </w:t>
-      </w:r>
-      <w:proofErr w:type="gramStart"/>
-      <w:r>
-        <w:rPr>
-          <w:lang w:val="en-US"/>
-        </w:rPr>
-        <w:t>{ get</w:t>
-      </w:r>
-      <w:proofErr w:type="gramEnd"/>
-      <w:r>
-        <w:rPr>
-          <w:lang w:val="en-US"/>
-        </w:rPr>
-        <w:t>; set</w:t>
-      </w:r>
-      <w:proofErr w:type="gramStart"/>
-      <w:r>
-        <w:rPr>
-          <w:lang w:val="en-US"/>
-        </w:rPr>
-        <w:t>; }</w:t>
-      </w:r>
-      <w:proofErr w:type="gramEnd"/>
-    </w:p>
-    <w:p>
-      <w:pPr>
-        <w:rPr>
-          <w:lang w:val="en-US"/>
-        </w:rPr>
-      </w:pPr>
-    </w:p>
-    <w:p>
-      <w:pPr>
-        <w:rPr>
-          <w:lang w:val="en-US"/>
-        </w:rPr>
-      </w:pPr>
-      <w:r>
-        <w:rPr>
-          <w:lang w:val="en-US"/>
-        </w:rPr>
-        <w:t xml:space="preserve">        public </w:t>
-      </w:r>
-      <w:proofErr w:type="gramStart"/>
-      <w:r>
-        <w:rPr>
-          <w:lang w:val="en-US"/>
-        </w:rPr>
-        <w:t>Circle(</w:t>
-      </w:r>
-      <w:proofErr w:type="gramEnd"/>
-      <w:r>
-        <w:rPr>
-          <w:lang w:val="en-US"/>
-        </w:rPr>
-        <w:t>double radius)</w:t>
-      </w:r>
-    </w:p>
-    <w:p>
-      <w:pPr>
-        <w:rPr>
-          <w:lang w:val="en-US"/>
-        </w:rPr>
-      </w:pPr>
-      <w:r>
-        <w:rPr>
-          <w:lang w:val="en-US"/>
-        </w:rPr>
-        <w:t xml:space="preserve">        {</w:t>
-      </w:r>
-    </w:p>
-    <w:p>
-      <w:pPr>
-        <w:rPr>
-          <w:lang w:val="en-US"/>
-        </w:rPr>
-      </w:pPr>
-      <w:r>
-        <w:rPr>
-          <w:lang w:val="en-US"/>
-        </w:rPr>
-        <w:t xml:space="preserve">            Radius = radius;</w:t>
-      </w:r>
-    </w:p>
-    <w:p>
-      <w:pPr>
-        <w:rPr>
-          <w:lang w:val="en-US"/>
-        </w:rPr>
-      </w:pPr>
-      <w:r>
-        <w:rPr>
-          <w:lang w:val="en-US"/>
-        </w:rPr>
-        <w:t xml:space="preserve">        }</w:t>
-      </w:r>
-    </w:p>
-    <w:p>
-      <w:pPr>
-        <w:rPr>
-          <w:lang w:val="en-US"/>
-        </w:rPr>
-      </w:pPr>
-    </w:p>
-    <w:p>
-      <w:pPr>
-        <w:rPr>
-          <w:lang w:val="en-US"/>
-        </w:rPr>
-      </w:pPr>
-      <w:r>
-        <w:rPr>
-          <w:lang w:val="en-US"/>
-        </w:rPr>
-        <w:t xml:space="preserve">        public override double Area =&gt; </w:t>
-      </w:r>
-      <w:proofErr w:type="spellStart"/>
-      <w:r>
-        <w:rPr>
-          <w:lang w:val="en-US"/>
-        </w:rPr>
-        <w:t>Math.PI</w:t>
-      </w:r>
-      <w:proofErr w:type="spellEnd"/>
-      <w:r>
-        <w:rPr>
-          <w:lang w:val="en-US"/>
-        </w:rPr>
-        <w:t xml:space="preserve"> * Radius * Radius;</w:t>
-      </w:r>
-    </w:p>
-    <w:p>
-      <w:r>
-        <w:rPr>
-          <w:lang w:val="en-US"/>
-        </w:rPr>
-        <w:t xml:space="preserve">    </w:t>
-      </w:r>
-      <w:r>
-        <w:t>}</w:t>
+      <w:r>
+        <w:rPr>
+          <w:lang w:val="en-US"/>
+        </w:rPr>
+        <w:t>shapes</w:t>
+      </w:r>
+      <w:r>
+        <w:t>.</w:t>
+      </w:r>
+      <w:r>
+        <w:rPr>
+          <w:lang w:val="en-US"/>
+        </w:rPr>
+        <w:t>Count</w:t>
+      </w:r>
+      <w:r>
+        <w:t xml:space="preserve"> &gt; 5 =&gt; "много",</w:t>
+      </w:r>
+    </w:p>
+    <w:p>
+      <w:r>
+        <w:t xml:space="preserve">                _ =&gt; "несколько",</w:t>
+      </w:r>
+    </w:p>
+    <w:p>
+      <w:r>
+        <w:t xml:space="preserve">            };</w:t>
       </w:r>
     </w:p>
     <w:p/>
     <w:p>
-      <w:pPr>
-        <w:rPr>
-          <w:lang w:val="en-US"/>
-        </w:rPr>
-      </w:pPr>
-      <w:r>
-        <w:t xml:space="preserve">    </w:t>
-      </w:r>
-      <w:r>
-        <w:rPr>
-          <w:lang w:val="en-US"/>
-        </w:rPr>
-        <w:t xml:space="preserve">public class </w:t>
-      </w:r>
-      <w:proofErr w:type="gramStart"/>
-      <w:r>
-        <w:rPr>
-          <w:lang w:val="en-US"/>
-        </w:rPr>
-        <w:t>Rectangle :</w:t>
-      </w:r>
-      <w:proofErr w:type="gramEnd"/>
-      <w:r>
-        <w:rPr>
-          <w:lang w:val="en-US"/>
-        </w:rPr>
-        <w:t xml:space="preserve"> </w:t>
-      </w:r>
-      <w:proofErr w:type="spellStart"/>
-      <w:r>
-        <w:rPr>
-          <w:lang w:val="en-US"/>
-        </w:rPr>
-        <w:t>ShapeBase</w:t>
-      </w:r>
-      <w:proofErr w:type="spellEnd"/>
-    </w:p>
-    <w:p>
-      <w:pPr>
-        <w:rPr>
-          <w:lang w:val="en-US"/>
-        </w:rPr>
-      </w:pPr>
-      <w:r>
-        <w:rPr>
-          <w:lang w:val="en-US"/>
-        </w:rPr>
-        <w:t xml:space="preserve">    {</w:t>
-      </w:r>
-    </w:p>
-    <w:p>
-      <w:pPr>
-        <w:rPr>
-          <w:lang w:val="en-US"/>
-        </w:rPr>
-      </w:pPr>
-      <w:r>
-        <w:rPr>
-          <w:lang w:val="en-US"/>
-        </w:rPr>
-        <w:t xml:space="preserve">        public double Width </w:t>
-      </w:r>
-      <w:proofErr w:type="gramStart"/>
-      <w:r>
-        <w:rPr>
-          <w:lang w:val="en-US"/>
-        </w:rPr>
-        <w:t>{ get</w:t>
-      </w:r>
-      <w:proofErr w:type="gramEnd"/>
-      <w:r>
-        <w:rPr>
-          <w:lang w:val="en-US"/>
-        </w:rPr>
-        <w:t>; set</w:t>
-      </w:r>
-      <w:proofErr w:type="gramStart"/>
-      <w:r>
-        <w:rPr>
-          <w:lang w:val="en-US"/>
-        </w:rPr>
-        <w:t>; }</w:t>
-      </w:r>
-      <w:proofErr w:type="gramEnd"/>
-    </w:p>
-    <w:p>
-      <w:pPr>
-        <w:rPr>
-          <w:lang w:val="en-US"/>
-        </w:rPr>
-      </w:pPr>
-      <w:r>
-        <w:rPr>
-          <w:lang w:val="en-US"/>
-        </w:rPr>
-        <w:t xml:space="preserve">        public double Height </w:t>
-      </w:r>
-      <w:proofErr w:type="gramStart"/>
-      <w:r>
-        <w:rPr>
-          <w:lang w:val="en-US"/>
-        </w:rPr>
-        <w:t>{ get</w:t>
-      </w:r>
-      <w:proofErr w:type="gramEnd"/>
-      <w:r>
-        <w:rPr>
-          <w:lang w:val="en-US"/>
-        </w:rPr>
-        <w:t>; set</w:t>
-      </w:r>
-      <w:proofErr w:type="gramStart"/>
-      <w:r>
-        <w:rPr>
-          <w:lang w:val="en-US"/>
-        </w:rPr>
-        <w:t>; }</w:t>
-      </w:r>
-      <w:proofErr w:type="gramEnd"/>
-    </w:p>
-    <w:p>
-      <w:pPr>
-        <w:rPr>
-          <w:lang w:val="en-US"/>
-        </w:rPr>
-      </w:pPr>
-    </w:p>
-    <w:p>
-      <w:pPr>
-        <w:rPr>
-          <w:lang w:val="en-US"/>
-        </w:rPr>
-      </w:pPr>
-      <w:r>
-        <w:rPr>
-          <w:lang w:val="en-US"/>
-        </w:rPr>
-        <w:t xml:space="preserve">        public </w:t>
-      </w:r>
-      <w:proofErr w:type="gramStart"/>
-      <w:r>
-        <w:rPr>
-          <w:lang w:val="en-US"/>
-        </w:rPr>
-        <w:t>Rectangle(</w:t>
-      </w:r>
-      <w:proofErr w:type="gramEnd"/>
-      <w:r>
-        <w:rPr>
-          <w:lang w:val="en-US"/>
-        </w:rPr>
-        <w:t>double width, double height)</w:t>
-      </w:r>
-    </w:p>
-    <w:p>
-      <w:pPr>
-        <w:rPr>
-          <w:lang w:val="en-US"/>
-        </w:rPr>
-      </w:pPr>
-      <w:r>
-        <w:rPr>
-          <w:lang w:val="en-US"/>
-        </w:rPr>
-        <w:t xml:space="preserve">        {</w:t>
-      </w:r>
-    </w:p>
-    <w:p>
-      <w:pPr>
-        <w:rPr>
-          <w:lang w:val="en-US"/>
-        </w:rPr>
-      </w:pPr>
-      <w:r>
-        <w:rPr>
-          <w:lang w:val="en-US"/>
-        </w:rPr>
-        <w:t xml:space="preserve">            Width = width;</w:t>
-      </w:r>
-    </w:p>
-    <w:p>
-      <w:pPr>
-        <w:rPr>
-          <w:lang w:val="en-US"/>
-        </w:rPr>
-      </w:pPr>
-      <w:r>
-        <w:rPr>
-          <w:lang w:val="en-US"/>
-        </w:rPr>
-        <w:t xml:space="preserve">            Height = height;</w:t>
-      </w:r>
-    </w:p>
-    <w:p>
-      <w:pPr>
-        <w:rPr>
-          <w:lang w:val="en-US"/>
-        </w:rPr>
-      </w:pPr>
-      <w:r>
-        <w:rPr>
-          <w:lang w:val="en-US"/>
-        </w:rPr>
-        <w:t xml:space="preserve">        }</w:t>
-      </w:r>
-    </w:p>
-    <w:p>
-      <w:pPr>
-        <w:rPr>
-          <w:lang w:val="en-US"/>
-        </w:rPr>
-      </w:pPr>
-    </w:p>
-    <w:p>
-      <w:pPr>
-        <w:rPr>
-          <w:lang w:val="en-US"/>
-        </w:rPr>
-      </w:pPr>
-      <w:r>
-        <w:rPr>
-          <w:lang w:val="en-US"/>
-        </w:rPr>
-        <w:t xml:space="preserve">        public override double Area =&gt; Width * Height;</w:t>
-      </w:r>
-    </w:p>
-    <w:p>
-      <w:pPr>
-        <w:rPr>
-          <w:lang w:val="en-US"/>
-        </w:rPr>
-      </w:pPr>
-      <w:r>
-        <w:rPr>
-          <w:lang w:val="en-US"/>
-        </w:rPr>
-        <w:t xml:space="preserve">    }</w:t>
-      </w:r>
-    </w:p>
-    <w:p>
-      <w:pPr>
-        <w:rPr>
-          <w:lang w:val="en-US"/>
-        </w:rPr>
-      </w:pPr>
-    </w:p>
-    <w:p>
-      <w:pPr>
-        <w:rPr>
-          <w:lang w:val="en-US"/>
-        </w:rPr>
-      </w:pPr>
-      <w:r>
-        <w:rPr>
-          <w:lang w:val="en-US"/>
-        </w:rPr>
-        <w:t xml:space="preserve">    public static class Program</w:t>
-      </w:r>
-    </w:p>
-    <w:p>
-      <w:pPr>
-        <w:rPr>
-          <w:lang w:val="en-US"/>
-        </w:rPr>
-      </w:pPr>
-      <w:r>
-        <w:rPr>
-          <w:lang w:val="en-US"/>
-        </w:rPr>
-        <w:t xml:space="preserve">    {</w:t>
-      </w:r>
-    </w:p>
-    <w:p>
-      <w:pPr>
-        <w:rPr>
-          <w:lang w:val="en-US"/>
-        </w:rPr>
-      </w:pPr>
-      <w:r>
-        <w:rPr>
-          <w:lang w:val="en-US"/>
-        </w:rPr>
-        <w:t xml:space="preserve">        public static void </w:t>
-      </w:r>
-      <w:proofErr w:type="gramStart"/>
-      <w:r>
-        <w:rPr>
-          <w:lang w:val="en-US"/>
-        </w:rPr>
-        <w:t>Main(</w:t>
-      </w:r>
-      <w:proofErr w:type="gramEnd"/>
-      <w:r>
-        <w:rPr>
-          <w:lang w:val="en-US"/>
-        </w:rPr>
-        <w:t>)</w:t>
-      </w:r>
-    </w:p>
-    <w:p>
-      <w:pPr>
-        <w:rPr>
-          <w:lang w:val="en-US"/>
-        </w:rPr>
-      </w:pPr>
-      <w:r>
-        <w:rPr>
-          <w:lang w:val="en-US"/>
-        </w:rPr>
-        <w:t xml:space="preserve">        {</w:t>
-      </w:r>
-    </w:p>
-    <w:p>
-      <w:pPr>
-        <w:rPr>
-          <w:lang w:val="en-US"/>
-        </w:rPr>
-      </w:pPr>
-      <w:r>
-        <w:rPr>
-          <w:lang w:val="en-US"/>
-        </w:rPr>
-        <w:t xml:space="preserve">            var shapes = new List&lt;</w:t>
-      </w:r>
-      <w:proofErr w:type="spellStart"/>
-      <w:r>
-        <w:rPr>
-          <w:lang w:val="en-US"/>
-        </w:rPr>
-        <w:t>ShapeBase</w:t>
-      </w:r>
-      <w:proofErr w:type="spellEnd"/>
-      <w:proofErr w:type="gramStart"/>
-      <w:r>
-        <w:rPr>
-          <w:lang w:val="en-US"/>
-        </w:rPr>
-        <w:t>&gt;(</w:t>
-      </w:r>
-      <w:proofErr w:type="gramEnd"/>
-      <w:r>
-        <w:rPr>
-          <w:lang w:val="en-US"/>
-        </w:rPr>
-        <w:t>);</w:t>
-      </w:r>
-    </w:p>
-    <w:p>
-      <w:pPr>
-        <w:rPr>
-          <w:lang w:val="en-US"/>
-        </w:rPr>
-      </w:pPr>
-      <w:r>
-        <w:rPr>
-          <w:lang w:val="en-US"/>
-        </w:rPr>
-        <w:lastRenderedPageBreak/>
+      <w:r>
         <w:t xml:space="preserve">            </w:t>
       </w:r>
-      <w:proofErr w:type="spellStart"/>
-      <w:proofErr w:type="gramStart"/>
-      <w:r>
-        <w:rPr>
-          <w:lang w:val="en-US"/>
-        </w:rPr>
-        <w:t>shapes.Add</w:t>
-      </w:r>
-      <w:proofErr w:type="spellEnd"/>
-      <w:proofErr w:type="gramEnd"/>
-      <w:r>
-        <w:rPr>
-          <w:lang w:val="en-US"/>
-        </w:rPr>
-        <w:t xml:space="preserve">(new </w:t>
-      </w:r>
-      <w:proofErr w:type="gramStart"/>
-      <w:r>
-        <w:rPr>
-          <w:lang w:val="en-US"/>
-        </w:rPr>
-        <w:t>Circle(</w:t>
-      </w:r>
-      <w:proofErr w:type="gramEnd"/>
-      <w:r>
-        <w:rPr>
-          <w:lang w:val="en-US"/>
-        </w:rPr>
-        <w:t>2.5));</w:t>
-      </w:r>
-    </w:p>
-    <w:p>
-      <w:pPr>
-        <w:rPr>
-          <w:lang w:val="en-US"/>
-        </w:rPr>
-      </w:pPr>
-      <w:r>
-        <w:rPr>
-          <w:lang w:val="en-US"/>
-        </w:rPr>
-        <w:t xml:space="preserve">            </w:t>
-      </w:r>
-      <w:proofErr w:type="spellStart"/>
-      <w:proofErr w:type="gramStart"/>
-      <w:r>
-        <w:rPr>
-          <w:lang w:val="en-US"/>
-        </w:rPr>
-        <w:t>shapes.Add</w:t>
-      </w:r>
-      <w:proofErr w:type="spellEnd"/>
-      <w:proofErr w:type="gramEnd"/>
-      <w:r>
-        <w:rPr>
-          <w:lang w:val="en-US"/>
-        </w:rPr>
-        <w:t xml:space="preserve">(new </w:t>
-      </w:r>
-      <w:proofErr w:type="gramStart"/>
-      <w:r>
-        <w:rPr>
-          <w:lang w:val="en-US"/>
-        </w:rPr>
-        <w:t>Circle(</w:t>
-      </w:r>
-      <w:proofErr w:type="gramEnd"/>
-      <w:r>
-        <w:rPr>
-          <w:lang w:val="en-US"/>
-        </w:rPr>
-        <w:t>1.0));</w:t>
-      </w:r>
-    </w:p>
-    <w:p>
-      <w:pPr>
-        <w:rPr>
-          <w:lang w:val="en-US"/>
-        </w:rPr>
-      </w:pPr>
-      <w:r>
-        <w:rPr>
-          <w:lang w:val="en-US"/>
-        </w:rPr>
-        <w:t xml:space="preserve">            </w:t>
-      </w:r>
-      <w:proofErr w:type="spellStart"/>
-      <w:proofErr w:type="gramStart"/>
-      <w:r>
-        <w:rPr>
-          <w:lang w:val="en-US"/>
-        </w:rPr>
-        <w:t>shapes.Add</w:t>
-      </w:r>
-      <w:proofErr w:type="spellEnd"/>
-      <w:proofErr w:type="gramEnd"/>
-      <w:r>
-        <w:rPr>
-          <w:lang w:val="en-US"/>
-        </w:rPr>
-        <w:t xml:space="preserve">(new </w:t>
-      </w:r>
-      <w:proofErr w:type="gramStart"/>
-      <w:r>
-        <w:rPr>
-          <w:lang w:val="en-US"/>
-        </w:rPr>
-        <w:t>Rectangle(</w:t>
-      </w:r>
-      <w:proofErr w:type="gramEnd"/>
-      <w:r>
-        <w:rPr>
-          <w:lang w:val="en-US"/>
-        </w:rPr>
-        <w:t xml:space="preserve">3.0, 4.0)); </w:t>
-      </w:r>
-    </w:p>
-    <w:p>
-      <w:pPr>
-        <w:rPr>
-          <w:lang w:val="en-US"/>
-        </w:rPr>
-      </w:pPr>
-    </w:p>
-    <w:p>
-      <w:pPr>
-        <w:rPr>
-          <w:lang w:val="en-US"/>
-        </w:rPr>
-      </w:pPr>
-      <w:r>
-        <w:rPr>
-          <w:lang w:val="en-US"/>
-        </w:rPr>
-        <w:t xml:space="preserve">            var </w:t>
-      </w:r>
-      <w:proofErr w:type="spellStart"/>
-      <w:r>
-        <w:rPr>
-          <w:lang w:val="en-US"/>
-        </w:rPr>
-        <w:t>bigShapes</w:t>
-      </w:r>
-      <w:proofErr w:type="spellEnd"/>
-      <w:r>
-        <w:rPr>
-          <w:lang w:val="en-US"/>
-        </w:rPr>
-        <w:t xml:space="preserve"> = shapes</w:t>
-      </w:r>
-    </w:p>
-    <w:p>
-      <w:pPr>
-        <w:rPr>
-          <w:lang w:val="en-US"/>
-        </w:rPr>
-      </w:pPr>
-      <w:r>
-        <w:rPr>
-          <w:lang w:val="en-US"/>
-        </w:rPr>
-        <w:t xml:space="preserve">                </w:t>
-      </w:r>
-      <w:proofErr w:type="gramStart"/>
-      <w:r>
-        <w:rPr>
-          <w:lang w:val="en-US"/>
-        </w:rPr>
-        <w:t>.Where</w:t>
-      </w:r>
-      <w:proofErr w:type="gramEnd"/>
-      <w:r>
-        <w:rPr>
-          <w:lang w:val="en-US"/>
-        </w:rPr>
-        <w:t xml:space="preserve">(s =&gt; </w:t>
-      </w:r>
-      <w:proofErr w:type="spellStart"/>
-      <w:proofErr w:type="gramStart"/>
-      <w:r>
-        <w:rPr>
-          <w:lang w:val="en-US"/>
-        </w:rPr>
-        <w:t>s.Area</w:t>
-      </w:r>
-      <w:proofErr w:type="spellEnd"/>
-      <w:proofErr w:type="gramEnd"/>
-      <w:r>
-        <w:rPr>
-          <w:lang w:val="en-US"/>
-        </w:rPr>
-        <w:t xml:space="preserve"> &gt; 2.0)</w:t>
-      </w:r>
-    </w:p>
-    <w:p>
-      <w:pPr>
-        <w:rPr>
-          <w:lang w:val="en-US"/>
-        </w:rPr>
-      </w:pPr>
-      <w:r>
-        <w:rPr>
-          <w:lang w:val="en-US"/>
-        </w:rPr>
-        <w:t xml:space="preserve">                </w:t>
-      </w:r>
-      <w:proofErr w:type="gramStart"/>
-      <w:r>
-        <w:rPr>
-          <w:lang w:val="en-US"/>
-        </w:rPr>
-        <w:t>.</w:t>
-      </w:r>
-      <w:proofErr w:type="spellStart"/>
-      <w:r>
-        <w:rPr>
-          <w:lang w:val="en-US"/>
-        </w:rPr>
-        <w:t>OrderByDescending</w:t>
-      </w:r>
-      <w:proofErr w:type="spellEnd"/>
-      <w:proofErr w:type="gramEnd"/>
-      <w:r>
-        <w:rPr>
-          <w:lang w:val="en-US"/>
-        </w:rPr>
-        <w:t xml:space="preserve">(s =&gt; </w:t>
-      </w:r>
-      <w:proofErr w:type="spellStart"/>
-      <w:proofErr w:type="gramStart"/>
-      <w:r>
-        <w:rPr>
-          <w:lang w:val="en-US"/>
-        </w:rPr>
-        <w:t>s.Area</w:t>
-      </w:r>
-      <w:proofErr w:type="spellEnd"/>
-      <w:proofErr w:type="gramEnd"/>
-      <w:r>
-        <w:rPr>
-          <w:lang w:val="en-US"/>
-        </w:rPr>
-        <w:t>);</w:t>
-      </w:r>
-    </w:p>
-    <w:p>
-      <w:pPr>
-        <w:rPr>
-          <w:lang w:val="en-US"/>
-        </w:rPr>
-      </w:pPr>
-    </w:p>
-    <w:p>
-      <w:pPr>
-        <w:rPr>
-          <w:lang w:val="en-US"/>
-        </w:rPr>
-      </w:pPr>
-      <w:r>
-        <w:rPr>
-          <w:lang w:val="en-US"/>
-        </w:rPr>
-        <w:t xml:space="preserve">            foreach (var shape in </w:t>
-      </w:r>
-      <w:proofErr w:type="spellStart"/>
-      <w:r>
-        <w:rPr>
-          <w:lang w:val="en-US"/>
-        </w:rPr>
-        <w:t>bigShapes</w:t>
-      </w:r>
-      <w:proofErr w:type="spellEnd"/>
-      <w:r>
-        <w:rPr>
-          <w:lang w:val="en-US"/>
-        </w:rPr>
-        <w:t>)</w:t>
-      </w:r>
-    </w:p>
-    <w:p>
-      <w:pPr>
-        <w:rPr>
-          <w:lang w:val="en-US"/>
-        </w:rPr>
-      </w:pPr>
-      <w:r>
-        <w:rPr>
-          <w:lang w:val="en-US"/>
-        </w:rPr>
+      <w:r>
+        <w:rPr>
+          <w:lang w:val="en-US"/>
+        </w:rPr>
+        <w:t>try</w:t>
+      </w:r>
+    </w:p>
+    <w:p>
+      <w:r>
         <w:t xml:space="preserve">            {</w:t>
       </w:r>
     </w:p>
-    <w:p>
-      <w:pPr>
-        <w:rPr>
-          <w:lang w:val="en-US"/>
-        </w:rPr>
-      </w:pPr>
-      <w:r>
-        <w:rPr>
-          <w:lang w:val="en-US"/>
-        </w:rPr>
-        <w:t xml:space="preserve">                </w:t>
-      </w:r>
-      <w:proofErr w:type="spellStart"/>
-      <w:r>
-        <w:rPr>
-          <w:lang w:val="en-US"/>
-        </w:rPr>
-        <w:t>Console.WriteLine</w:t>
-      </w:r>
-      <w:proofErr w:type="spellEnd"/>
-      <w:r>
-        <w:rPr>
-          <w:lang w:val="en-US"/>
-        </w:rPr>
-        <w:t>(</w:t>
-      </w:r>
-      <w:proofErr w:type="spellStart"/>
-      <w:proofErr w:type="gramStart"/>
-      <w:r>
-        <w:rPr>
-          <w:lang w:val="en-US"/>
-        </w:rPr>
-        <w:t>shape.Describe</w:t>
-      </w:r>
-      <w:proofErr w:type="spellEnd"/>
-      <w:proofErr w:type="gramEnd"/>
-      <w:r>
-        <w:rPr>
-          <w:lang w:val="en-US"/>
-        </w:rPr>
-        <w:t>());</w:t>
+    <w:p/>
+    <w:p>
+      <w:pPr>
+        <w:rPr>
+          <w:lang w:val="en-US"/>
+        </w:rPr>
+      </w:pPr>
+      <w:r>
+        <w:rPr>
+          <w:lang w:val="en-US"/>
+        </w:rPr>
+        <w:t xml:space="preserve">                if (shapes.Count &gt; 0 &amp;&amp; shapes[0] is Circle c)</w:t>
+      </w:r>
+    </w:p>
+    <w:p>
+      <w:pPr>
+        <w:rPr>
+          <w:lang w:val="en-US"/>
+        </w:rPr>
+      </w:pPr>
+      <w:r>
+        <w:rPr>
+          <w:lang w:val="en-US"/>
+        </w:rPr>
+        <w:t xml:space="preserve">                {</w:t>
+      </w:r>
+    </w:p>
+    <w:p>
+      <w:pPr>
+        <w:rPr>
+          <w:lang w:val="en-US"/>
+        </w:rPr>
+      </w:pPr>
+      <w:r>
+        <w:rPr>
+          <w:lang w:val="en-US"/>
+        </w:rPr>
+        <w:t xml:space="preserve">                    Console.WriteLine($"Первая — круг r={c.Radius}");</w:t>
+      </w:r>
+    </w:p>
+    <w:p>
+      <w:pPr>
+        <w:rPr>
+          <w:lang w:val="en-US"/>
+        </w:rPr>
+      </w:pPr>
+      <w:r>
+        <w:rPr>
+          <w:lang w:val="en-US"/>
+        </w:rPr>
+        <w:t xml:space="preserve">                }</w:t>
+      </w:r>
+    </w:p>
+    <w:p>
+      <w:pPr>
+        <w:rPr>
+          <w:lang w:val="en-US"/>
+        </w:rPr>
+      </w:pPr>
+      <w:r>
+        <w:rPr>
+          <w:lang w:val="en-US"/>
+        </w:rPr>
+        <w:t xml:space="preserve">                else if (shapes.Count &gt; 2 &amp;&amp; shapes[2] is Rectangle r)</w:t>
+      </w:r>
+    </w:p>
+    <w:p>
+      <w:pPr>
+        <w:rPr>
+          <w:lang w:val="en-US"/>
+        </w:rPr>
+      </w:pPr>
+      <w:r>
+        <w:rPr>
+          <w:lang w:val="en-US"/>
+        </w:rPr>
+        <w:t xml:space="preserve">                {</w:t>
+      </w:r>
+    </w:p>
+    <w:p>
+      <w:pPr>
+        <w:rPr>
+          <w:lang w:val="en-US"/>
+        </w:rPr>
+      </w:pPr>
+      <w:r>
+        <w:rPr>
+          <w:lang w:val="en-US"/>
+        </w:rPr>
+        <w:t xml:space="preserve">                    Console.WriteLine($"Третья — прямоугольник {r.Width}x{r.Height}");</w:t>
+      </w:r>
+    </w:p>
+    <w:p>
+      <w:pPr>
+        <w:rPr>
+          <w:lang w:val="en-US"/>
+        </w:rPr>
+      </w:pPr>
+      <w:r>
+        <w:rPr>
+          <w:lang w:val="en-US"/>
+        </w:rPr>
+        <w:t xml:space="preserve">                }</w:t>
       </w:r>
     </w:p>
     <w:p>
@@ -1686,441 +1416,37 @@
           <w:lang w:val="en-US"/>
         </w:rPr>
       </w:pPr>
-    </w:p>
-    <w:p>
-      <w:pPr>
-        <w:rPr>
-          <w:lang w:val="en-US"/>
-        </w:rPr>
-      </w:pPr>
-      <w:r>
-        <w:rPr>
-          <w:lang w:val="en-US"/>
-        </w:rPr>
-        <w:t xml:space="preserve">            string label = </w:t>
-      </w:r>
-      <w:proofErr w:type="spellStart"/>
-      <w:proofErr w:type="gramStart"/>
-      <w:r>
-        <w:rPr>
-          <w:lang w:val="en-US"/>
-        </w:rPr>
-        <w:t>shapes.Count</w:t>
-      </w:r>
-      <w:proofErr w:type="spellEnd"/>
-      <w:proofErr w:type="gramEnd"/>
-      <w:r>
-        <w:rPr>
-          <w:lang w:val="en-US"/>
-        </w:rPr>
-        <w:t xml:space="preserve"> switch</w:t>
-      </w:r>
-    </w:p>
-    <w:p>
-      <w:r>
-        <w:rPr>
-          <w:lang w:val="en-US"/>
-        </w:rPr>
-        <w:t xml:space="preserve">            </w:t>
-      </w:r>
-      <w:r>
-        <w:t>{</w:t>
-      </w:r>
-    </w:p>
-    <w:p>
-      <w:r>
-        <w:t xml:space="preserve">                0 =&gt; "пусто",</w:t>
-      </w:r>
-    </w:p>
-    <w:p>
-      <w:r>
-        <w:t xml:space="preserve">                1 =&gt; "одна фигура",</w:t>
-      </w:r>
-    </w:p>
-    <w:p>
-      <w:r>
-        <w:t xml:space="preserve">                _ </w:t>
-      </w:r>
-      <w:r>
-        <w:rPr>
-          <w:lang w:val="en-US"/>
-        </w:rPr>
-        <w:t>when</w:t>
-      </w:r>
-      <w:r>
-        <w:t xml:space="preserve"> </w:t>
-      </w:r>
-      <w:proofErr w:type="gramStart"/>
-      <w:r>
-        <w:rPr>
-          <w:lang w:val="en-US"/>
-        </w:rPr>
-        <w:t>shapes</w:t>
-      </w:r>
-      <w:r>
-        <w:t>.</w:t>
-      </w:r>
-      <w:r>
-        <w:rPr>
-          <w:lang w:val="en-US"/>
-        </w:rPr>
-        <w:t>Count</w:t>
-      </w:r>
-      <w:proofErr w:type="gramEnd"/>
-      <w:r>
-        <w:t xml:space="preserve"> &gt; 5 =&gt; "много",</w:t>
-      </w:r>
-    </w:p>
-    <w:p>
-      <w:r>
-        <w:t xml:space="preserve">                _ =&gt; "несколько",</w:t>
-      </w:r>
-    </w:p>
-    <w:p>
-      <w:r>
-        <w:t xml:space="preserve">            };</w:t>
-      </w:r>
-    </w:p>
-    <w:p/>
-    <w:p>
-      <w:r>
-        <w:t xml:space="preserve">            </w:t>
-      </w:r>
-      <w:r>
-        <w:rPr>
-          <w:lang w:val="en-US"/>
-        </w:rPr>
-        <w:t>try</w:t>
-      </w:r>
-    </w:p>
-    <w:p>
-      <w:r>
+      <w:r>
+        <w:rPr>
+          <w:lang w:val="en-US"/>
+        </w:rPr>
+        <w:t xml:space="preserve">            catch (Exception ex) when (ex.Message.Length &gt; 0)</w:t>
+      </w:r>
+    </w:p>
+    <w:p>
+      <w:pPr>
+        <w:rPr>
+          <w:lang w:val="en-US"/>
+        </w:rPr>
+      </w:pPr>
+      <w:r>
+        <w:rPr>
+          <w:lang w:val="en-US"/>
+        </w:rPr>
         <w:t xml:space="preserve">            {</w:t>
       </w:r>
     </w:p>
-    <w:p/>
-    <w:p>
-      <w:pPr>
-        <w:rPr>
-          <w:lang w:val="en-US"/>
-        </w:rPr>
-      </w:pPr>
-      <w:r>
-        <w:rPr>
-          <w:lang w:val="en-US"/>
-        </w:rPr>
-        <w:t xml:space="preserve">                if (</w:t>
-      </w:r>
-      <w:proofErr w:type="spellStart"/>
-      <w:proofErr w:type="gramStart"/>
-      <w:r>
-        <w:rPr>
-          <w:lang w:val="en-US"/>
-        </w:rPr>
-        <w:t>shapes.Count</w:t>
-      </w:r>
-      <w:proofErr w:type="spellEnd"/>
-      <w:proofErr w:type="gramEnd"/>
-      <w:r>
-        <w:rPr>
-          <w:lang w:val="en-US"/>
-        </w:rPr>
-        <w:t xml:space="preserve"> &gt; 0 &amp;&amp; </w:t>
-      </w:r>
-      <w:proofErr w:type="gramStart"/>
-      <w:r>
-        <w:rPr>
-          <w:lang w:val="en-US"/>
-        </w:rPr>
-        <w:t>shapes[</w:t>
-      </w:r>
-      <w:proofErr w:type="gramEnd"/>
-      <w:r>
-        <w:rPr>
-          <w:lang w:val="en-US"/>
-        </w:rPr>
-        <w:t xml:space="preserve">0] </w:t>
-      </w:r>
-      <w:proofErr w:type="gramStart"/>
-      <w:r>
-        <w:rPr>
-          <w:lang w:val="en-US"/>
-        </w:rPr>
-        <w:t>is</w:t>
-      </w:r>
-      <w:proofErr w:type="gramEnd"/>
-      <w:r>
-        <w:rPr>
-          <w:lang w:val="en-US"/>
-        </w:rPr>
-        <w:t xml:space="preserve"> Circle c)</w:t>
-      </w:r>
-    </w:p>
-    <w:p>
-      <w:pPr>
-        <w:rPr>
-          <w:lang w:val="en-US"/>
-        </w:rPr>
-      </w:pPr>
-      <w:r>
-        <w:rPr>
-          <w:lang w:val="en-US"/>
-        </w:rPr>
-        <w:t xml:space="preserve">                {</w:t>
-      </w:r>
-    </w:p>
-    <w:p>
-      <w:pPr>
-        <w:rPr>
-          <w:lang w:val="en-US"/>
-        </w:rPr>
-      </w:pPr>
-      <w:r>
-        <w:rPr>
-          <w:lang w:val="en-US"/>
-        </w:rPr>
-        <w:t xml:space="preserve">                    </w:t>
-      </w:r>
-      <w:proofErr w:type="spellStart"/>
-      <w:r>
-        <w:rPr>
-          <w:lang w:val="en-US"/>
-        </w:rPr>
-        <w:t>Console.WriteLine</w:t>
-      </w:r>
-      <w:proofErr w:type="spellEnd"/>
-      <w:r>
-        <w:rPr>
-          <w:lang w:val="en-US"/>
-        </w:rPr>
-        <w:t>($"</w:t>
-      </w:r>
-      <w:proofErr w:type="spellStart"/>
-      <w:r>
-        <w:rPr>
-          <w:lang w:val="en-US"/>
-        </w:rPr>
-        <w:t>Первая</w:t>
-      </w:r>
-      <w:proofErr w:type="spellEnd"/>
-      <w:r>
-        <w:rPr>
-          <w:lang w:val="en-US"/>
-        </w:rPr>
-        <w:t xml:space="preserve"> — </w:t>
-      </w:r>
-      <w:proofErr w:type="spellStart"/>
-      <w:r>
-        <w:rPr>
-          <w:lang w:val="en-US"/>
-        </w:rPr>
-        <w:t>круг</w:t>
-      </w:r>
-      <w:proofErr w:type="spellEnd"/>
-      <w:r>
-        <w:rPr>
-          <w:lang w:val="en-US"/>
-        </w:rPr>
-        <w:t xml:space="preserve"> r={</w:t>
-      </w:r>
-      <w:proofErr w:type="spellStart"/>
-      <w:proofErr w:type="gramStart"/>
-      <w:r>
-        <w:rPr>
-          <w:lang w:val="en-US"/>
-        </w:rPr>
-        <w:t>c.Radius</w:t>
-      </w:r>
-      <w:proofErr w:type="spellEnd"/>
-      <w:proofErr w:type="gramEnd"/>
-      <w:r>
-        <w:rPr>
-          <w:lang w:val="en-US"/>
-        </w:rPr>
-        <w:t>}");</w:t>
-      </w:r>
-    </w:p>
-    <w:p>
-      <w:pPr>
-        <w:rPr>
-          <w:lang w:val="en-US"/>
-        </w:rPr>
-      </w:pPr>
-      <w:r>
-        <w:rPr>
-          <w:lang w:val="en-US"/>
-        </w:rPr>
-        <w:t xml:space="preserve">                }</w:t>
-      </w:r>
-    </w:p>
-    <w:p>
-      <w:pPr>
-        <w:rPr>
-          <w:lang w:val="en-US"/>
-        </w:rPr>
-      </w:pPr>
-      <w:r>
-        <w:rPr>
-          <w:lang w:val="en-US"/>
-        </w:rPr>
-        <w:t xml:space="preserve">                else if (</w:t>
-      </w:r>
-      <w:proofErr w:type="spellStart"/>
-      <w:proofErr w:type="gramStart"/>
-      <w:r>
-        <w:rPr>
-          <w:lang w:val="en-US"/>
-        </w:rPr>
-        <w:t>shapes.Count</w:t>
-      </w:r>
-      <w:proofErr w:type="spellEnd"/>
-      <w:proofErr w:type="gramEnd"/>
-      <w:r>
-        <w:rPr>
-          <w:lang w:val="en-US"/>
-        </w:rPr>
-        <w:t xml:space="preserve"> &gt; 2 &amp;&amp; </w:t>
-      </w:r>
-      <w:proofErr w:type="gramStart"/>
-      <w:r>
-        <w:rPr>
-          <w:lang w:val="en-US"/>
-        </w:rPr>
-        <w:t>shapes[</w:t>
-      </w:r>
-      <w:proofErr w:type="gramEnd"/>
-      <w:r>
-        <w:rPr>
-          <w:lang w:val="en-US"/>
-        </w:rPr>
-        <w:t xml:space="preserve">2] </w:t>
-      </w:r>
-      <w:proofErr w:type="gramStart"/>
-      <w:r>
-        <w:rPr>
-          <w:lang w:val="en-US"/>
-        </w:rPr>
-        <w:t>is</w:t>
-      </w:r>
-      <w:proofErr w:type="gramEnd"/>
-      <w:r>
-        <w:rPr>
-          <w:lang w:val="en-US"/>
-        </w:rPr>
-        <w:t xml:space="preserve"> Rectangle r)</w:t>
-      </w:r>
-    </w:p>
-    <w:p>
-      <w:pPr>
-        <w:rPr>
-          <w:lang w:val="en-US"/>
-        </w:rPr>
-      </w:pPr>
-      <w:r>
-        <w:rPr>
-          <w:lang w:val="en-US"/>
-        </w:rPr>
-        <w:t xml:space="preserve">                {</w:t>
-      </w:r>
-    </w:p>
-    <w:p>
-      <w:pPr>
-        <w:rPr>
-          <w:lang w:val="en-US"/>
-        </w:rPr>
-      </w:pPr>
-      <w:r>
-        <w:rPr>
-          <w:lang w:val="en-US"/>
-        </w:rPr>
-        <w:t xml:space="preserve">                    </w:t>
-      </w:r>
-      <w:proofErr w:type="spellStart"/>
-      <w:r>
-        <w:rPr>
-          <w:lang w:val="en-US"/>
-        </w:rPr>
-        <w:t>Console.WriteLine</w:t>
-      </w:r>
-      <w:proofErr w:type="spellEnd"/>
-      <w:r>
-        <w:rPr>
-          <w:lang w:val="en-US"/>
-        </w:rPr>
-        <w:t>($"</w:t>
-      </w:r>
-      <w:proofErr w:type="spellStart"/>
-      <w:r>
-        <w:rPr>
-          <w:lang w:val="en-US"/>
-        </w:rPr>
-        <w:t>Третья</w:t>
-      </w:r>
-      <w:proofErr w:type="spellEnd"/>
-      <w:r>
-        <w:rPr>
-          <w:lang w:val="en-US"/>
-        </w:rPr>
-        <w:t xml:space="preserve"> — </w:t>
-      </w:r>
-      <w:proofErr w:type="spellStart"/>
-      <w:r>
-        <w:rPr>
-          <w:lang w:val="en-US"/>
-        </w:rPr>
-        <w:t>прямоугольник</w:t>
-      </w:r>
-      <w:proofErr w:type="spellEnd"/>
-      <w:r>
-        <w:rPr>
-          <w:lang w:val="en-US"/>
-        </w:rPr>
-        <w:t xml:space="preserve"> {</w:t>
-      </w:r>
-      <w:proofErr w:type="spellStart"/>
-      <w:proofErr w:type="gramStart"/>
-      <w:r>
-        <w:rPr>
-          <w:lang w:val="en-US"/>
-        </w:rPr>
-        <w:t>r.Width</w:t>
-      </w:r>
-      <w:proofErr w:type="spellEnd"/>
-      <w:proofErr w:type="gramEnd"/>
-      <w:r>
-        <w:rPr>
-          <w:lang w:val="en-US"/>
-        </w:rPr>
-        <w:t>}x{</w:t>
-      </w:r>
-      <w:proofErr w:type="spellStart"/>
-      <w:proofErr w:type="gramStart"/>
-      <w:r>
-        <w:rPr>
-          <w:lang w:val="en-US"/>
-        </w:rPr>
-        <w:t>r.Height</w:t>
-      </w:r>
-      <w:proofErr w:type="spellEnd"/>
-      <w:proofErr w:type="gramEnd"/>
-      <w:r>
-        <w:rPr>
-          <w:lang w:val="en-US"/>
-        </w:rPr>
-        <w:t>}");</w:t>
-      </w:r>
-    </w:p>
-    <w:p>
-      <w:pPr>
-        <w:rPr>
-          <w:lang w:val="en-US"/>
-        </w:rPr>
-      </w:pPr>
-      <w:r>
-        <w:rPr>
-          <w:lang w:val="en-US"/>
-        </w:rPr>
-        <w:t xml:space="preserve">                }</w:t>
+    <w:p>
+      <w:pPr>
+        <w:rPr>
+          <w:lang w:val="en-US"/>
+        </w:rPr>
+      </w:pPr>
+      <w:r>
+        <w:rPr>
+          <w:lang w:val="en-US"/>
+        </w:rPr>
+        <w:t xml:space="preserve">                Console.WriteLine($"Ошибка: {ex.Message}");</w:t>
       </w:r>
     </w:p>
     <w:p>
@@ -2146,23 +1472,7 @@
         <w:rPr>
           <w:lang w:val="en-US"/>
         </w:rPr>
-        <w:t xml:space="preserve">            catch (Exception ex) when (</w:t>
-      </w:r>
-      <w:proofErr w:type="spellStart"/>
-      <w:proofErr w:type="gramStart"/>
-      <w:r>
-        <w:rPr>
-          <w:lang w:val="en-US"/>
-        </w:rPr>
-        <w:t>ex.Message.Length</w:t>
-      </w:r>
-      <w:proofErr w:type="spellEnd"/>
-      <w:proofErr w:type="gramEnd"/>
-      <w:r>
-        <w:rPr>
-          <w:lang w:val="en-US"/>
-        </w:rPr>
-        <w:t xml:space="preserve"> &gt; 0)</w:t>
+        <w:t xml:space="preserve">            finally</w:t>
       </w:r>
     </w:p>
     <w:p>
@@ -2188,131 +1498,7 @@
         <w:rPr>
           <w:lang w:val="en-US"/>
         </w:rPr>
-        <w:t xml:space="preserve">                </w:t>
-      </w:r>
-      <w:proofErr w:type="spellStart"/>
-      <w:r>
-        <w:rPr>
-          <w:lang w:val="en-US"/>
-        </w:rPr>
-        <w:t>Console.WriteLine</w:t>
-      </w:r>
-      <w:proofErr w:type="spellEnd"/>
-      <w:r>
-        <w:rPr>
-          <w:lang w:val="en-US"/>
-        </w:rPr>
-        <w:t>($"</w:t>
-      </w:r>
-      <w:proofErr w:type="spellStart"/>
-      <w:r>
-        <w:rPr>
-          <w:lang w:val="en-US"/>
-        </w:rPr>
-        <w:t>Ошибка</w:t>
-      </w:r>
-      <w:proofErr w:type="spellEnd"/>
-      <w:r>
-        <w:rPr>
-          <w:lang w:val="en-US"/>
-        </w:rPr>
-        <w:t>: {</w:t>
-      </w:r>
-      <w:proofErr w:type="spellStart"/>
-      <w:proofErr w:type="gramStart"/>
-      <w:r>
-        <w:rPr>
-          <w:lang w:val="en-US"/>
-        </w:rPr>
-        <w:t>ex.Message</w:t>
-      </w:r>
-      <w:proofErr w:type="spellEnd"/>
-      <w:proofErr w:type="gramEnd"/>
-      <w:r>
-        <w:rPr>
-          <w:lang w:val="en-US"/>
-        </w:rPr>
-        <w:t>}");</w:t>
-      </w:r>
-    </w:p>
-    <w:p>
-      <w:pPr>
-        <w:rPr>
-          <w:lang w:val="en-US"/>
-        </w:rPr>
-      </w:pPr>
-      <w:r>
-        <w:rPr>
-          <w:lang w:val="en-US"/>
-        </w:rPr>
-        <w:t xml:space="preserve">            }</w:t>
-      </w:r>
-    </w:p>
-    <w:p>
-      <w:pPr>
-        <w:rPr>
-          <w:lang w:val="en-US"/>
-        </w:rPr>
-      </w:pPr>
-      <w:r>
-        <w:rPr>
-          <w:lang w:val="en-US"/>
-        </w:rPr>
-        <w:t xml:space="preserve">            finally</w:t>
-      </w:r>
-    </w:p>
-    <w:p>
-      <w:pPr>
-        <w:rPr>
-          <w:lang w:val="en-US"/>
-        </w:rPr>
-      </w:pPr>
-      <w:r>
-        <w:rPr>
-          <w:lang w:val="en-US"/>
-        </w:rPr>
-        <w:t xml:space="preserve">            {</w:t>
-      </w:r>
-    </w:p>
-    <w:p>
-      <w:pPr>
-        <w:rPr>
-          <w:lang w:val="en-US"/>
-        </w:rPr>
-      </w:pPr>
-      <w:r>
-        <w:rPr>
-          <w:lang w:val="en-US"/>
-        </w:rPr>
-        <w:t xml:space="preserve">                </w:t>
-      </w:r>
-      <w:proofErr w:type="spellStart"/>
-      <w:r>
-        <w:rPr>
-          <w:lang w:val="en-US"/>
-        </w:rPr>
-        <w:t>Console.WriteLine</w:t>
-      </w:r>
-      <w:proofErr w:type="spellEnd"/>
-      <w:r>
-        <w:rPr>
-          <w:lang w:val="en-US"/>
-        </w:rPr>
-        <w:t>($"</w:t>
-      </w:r>
-      <w:proofErr w:type="spellStart"/>
-      <w:r>
-        <w:rPr>
-          <w:lang w:val="en-US"/>
-        </w:rPr>
-        <w:t>Итог</w:t>
-      </w:r>
-      <w:proofErr w:type="spellEnd"/>
-      <w:r>
-        <w:rPr>
-          <w:lang w:val="en-US"/>
-        </w:rPr>
-        <w:t>: {label}");</w:t>
+        <w:t xml:space="preserve">                Console.WriteLine($"Итог: {label}");</w:t>
       </w:r>
     </w:p>
     <w:p>
@@ -3195,11 +2381,9 @@
             <w:pPr>
               <w:ind w:left="2"/>
             </w:pPr>
-            <w:proofErr w:type="spellStart"/>
             <w:r>
               <w:t>ShapeBase</w:t>
             </w:r>
-            <w:proofErr w:type="spellEnd"/>
           </w:p>
         </w:tc>
         <w:tc>
@@ -3759,13 +2943,8 @@
             </w:tcBorders>
           </w:tcPr>
           <w:p>
-            <w:proofErr w:type="gramStart"/>
-            <w:r>
-              <w:t>WriteLine(</w:t>
-            </w:r>
-            <w:proofErr w:type="gramEnd"/>
-            <w:r>
-              <w:t>)</w:t>
+            <w:r>
+              <w:t>WriteLine()</w:t>
             </w:r>
           </w:p>
         </w:tc>
@@ -4798,16 +3977,11 @@
             </w:tcBorders>
           </w:tcPr>
           <w:p>
-            <w:proofErr w:type="gramStart"/>
             <w:r>
               <w:t>A</w:t>
             </w:r>
             <w:r>
-              <w:t>dd(</w:t>
-            </w:r>
-            <w:proofErr w:type="gramEnd"/>
-            <w:r>
-              <w:t>)</w:t>
+              <w:t>dd()</w:t>
             </w:r>
           </w:p>
         </w:tc>
@@ -5004,11 +4178,9 @@
             <w:pPr>
               <w:ind w:left="2"/>
             </w:pPr>
-            <w:proofErr w:type="spellStart"/>
             <w:r>
               <w:t>bigShapes</w:t>
             </w:r>
-            <w:proofErr w:type="spellEnd"/>
           </w:p>
         </w:tc>
         <w:tc>
@@ -5578,13 +4750,8 @@
             </w:tcBorders>
           </w:tcPr>
           <w:p>
-            <w:proofErr w:type="gramStart"/>
-            <w:r>
-              <w:t>Circle(</w:t>
-            </w:r>
-            <w:proofErr w:type="gramEnd"/>
-            <w:r>
-              <w:t>)</w:t>
+            <w:r>
+              <w:t>Circle()</w:t>
             </w:r>
           </w:p>
         </w:tc>
@@ -6358,15 +5525,7 @@
           </w:tcPr>
           <w:p>
             <w:r>
-              <w:t>Describe(</w:t>
-            </w:r>
-            <w:proofErr w:type="spellStart"/>
-            <w:r>
-              <w:t>decl</w:t>
-            </w:r>
-            <w:proofErr w:type="spellEnd"/>
-            <w:r>
-              <w:t>)</w:t>
+              <w:t>Describe(decl)</w:t>
             </w:r>
           </w:p>
         </w:tc>
@@ -6441,7 +5600,6 @@
             <w:r>
               <w:t>“</w:t>
             </w:r>
-            <w:proofErr w:type="gramStart"/>
             <w:r>
               <w:rPr>
                 <w:lang w:val="ru-RU"/>
@@ -6451,7 +5609,6 @@
             <w:r>
               <w:t>”</w:t>
             </w:r>
-            <w:proofErr w:type="gramEnd"/>
           </w:p>
         </w:tc>
         <w:tc>
@@ -6506,15 +5663,7 @@
           </w:tcPr>
           <w:p>
             <w:r>
-              <w:t>Circle(</w:t>
-            </w:r>
-            <w:proofErr w:type="spellStart"/>
-            <w:r>
-              <w:t>decl</w:t>
-            </w:r>
-            <w:proofErr w:type="spellEnd"/>
-            <w:r>
-              <w:t>)</w:t>
+              <w:t>Circle(decl)</w:t>
             </w:r>
           </w:p>
         </w:tc>
@@ -6643,15 +5792,7 @@
           </w:tcPr>
           <w:p>
             <w:r>
-              <w:t>Rectangle(</w:t>
-            </w:r>
-            <w:proofErr w:type="spellStart"/>
-            <w:r>
-              <w:t>decl</w:t>
-            </w:r>
-            <w:proofErr w:type="spellEnd"/>
-            <w:r>
-              <w:t>)</w:t>
+              <w:t>Rectangle(decl)</w:t>
             </w:r>
           </w:p>
         </w:tc>
@@ -6909,15 +6050,7 @@
           </w:tcPr>
           <w:p>
             <w:r>
-              <w:t>Main(</w:t>
-            </w:r>
-            <w:proofErr w:type="spellStart"/>
-            <w:r>
-              <w:t>decl</w:t>
-            </w:r>
-            <w:proofErr w:type="spellEnd"/>
-            <w:r>
-              <w:t>)</w:t>
+              <w:t>Main(decl)</w:t>
             </w:r>
           </w:p>
         </w:tc>
@@ -7045,13 +6178,8 @@
             </w:tcBorders>
           </w:tcPr>
           <w:p>
-            <w:proofErr w:type="gramStart"/>
-            <w:r>
-              <w:t>List(</w:t>
-            </w:r>
-            <w:proofErr w:type="gramEnd"/>
-            <w:r>
-              <w:t>)</w:t>
+            <w:r>
+              <w:t>List()</w:t>
             </w:r>
           </w:p>
         </w:tc>
@@ -7180,13 +6308,8 @@
             </w:tcBorders>
           </w:tcPr>
           <w:p>
-            <w:proofErr w:type="gramStart"/>
-            <w:r>
-              <w:t>Rectangle(</w:t>
-            </w:r>
-            <w:proofErr w:type="gramEnd"/>
-            <w:r>
-              <w:t>)</w:t>
+            <w:r>
+              <w:t>Rectangle()</w:t>
             </w:r>
           </w:p>
         </w:tc>
@@ -7314,13 +6437,8 @@
             </w:tcBorders>
           </w:tcPr>
           <w:p>
-            <w:proofErr w:type="gramStart"/>
-            <w:r>
-              <w:t>Where(</w:t>
-            </w:r>
-            <w:proofErr w:type="gramEnd"/>
-            <w:r>
-              <w:t>)</w:t>
+            <w:r>
+              <w:t>Where()</w:t>
             </w:r>
           </w:p>
         </w:tc>
@@ -7448,18 +6566,8 @@
             </w:tcBorders>
           </w:tcPr>
           <w:p>
-            <w:proofErr w:type="spellStart"/>
-            <w:proofErr w:type="gramStart"/>
-            <w:r>
-              <w:t>OrderByDescending</w:t>
-            </w:r>
-            <w:proofErr w:type="spellEnd"/>
-            <w:r>
-              <w:t>(</w:t>
-            </w:r>
-            <w:proofErr w:type="gramEnd"/>
-            <w:r>
-              <w:t>)</w:t>
+            <w:r>
+              <w:t>OrderByDescending()</w:t>
             </w:r>
           </w:p>
         </w:tc>
@@ -7862,13 +6970,8 @@
             </w:tcBorders>
           </w:tcPr>
           <w:p>
-            <w:proofErr w:type="gramStart"/>
-            <w:r>
-              <w:t>Describe(</w:t>
-            </w:r>
-            <w:proofErr w:type="gramEnd"/>
-            <w:r>
-              <w:t>)</w:t>
+            <w:r>
+              <w:t>Describe()</w:t>
             </w:r>
           </w:p>
         </w:tc>
@@ -8552,10 +7655,7 @@
           </w:tcPr>
           <w:p>
             <w:r>
-              <w:t>I</w:t>
-            </w:r>
-            <w:r>
-              <w:t>f</w:t>
+              <w:t>If</w:t>
             </w:r>
           </w:p>
         </w:tc>
@@ -8631,25 +7731,11 @@
               <w:rPr>
                 <w:lang w:val="ru-RU"/>
               </w:rPr>
-              <w:t xml:space="preserve">Третья </w:t>
-            </w:r>
-            <w:r>
-              <w:rPr>
-                <w:lang w:val="ru-RU"/>
-              </w:rPr>
-              <w:t xml:space="preserve">– </w:t>
-            </w:r>
-            <w:proofErr w:type="gramStart"/>
-            <w:r>
-              <w:rPr>
-                <w:lang w:val="ru-RU"/>
-              </w:rPr>
-              <w:t xml:space="preserve">прямоугольник </w:t>
+              <w:t xml:space="preserve">Третья – прямоугольник </w:t>
             </w:r>
             <w:r>
               <w:t>”</w:t>
             </w:r>
-            <w:proofErr w:type="gramEnd"/>
           </w:p>
         </w:tc>
         <w:tc>
@@ -9142,19 +8228,11 @@
               <w:rPr>
                 <w:lang w:val="ru-RU"/>
               </w:rPr>
-              <w:t>Ошибка</w:t>
-            </w:r>
-            <w:proofErr w:type="gramStart"/>
-            <w:r>
-              <w:rPr>
-                <w:lang w:val="ru-RU"/>
-              </w:rPr>
-              <w:t xml:space="preserve">: </w:t>
+              <w:t xml:space="preserve">Ошибка: </w:t>
             </w:r>
             <w:r>
               <w:t>”</w:t>
             </w:r>
-            <w:proofErr w:type="gramEnd"/>
           </w:p>
         </w:tc>
         <w:tc>
@@ -9281,19 +8359,11 @@
               <w:rPr>
                 <w:lang w:val="ru-RU"/>
               </w:rPr>
-              <w:t>Итог</w:t>
-            </w:r>
-            <w:proofErr w:type="gramStart"/>
-            <w:r>
-              <w:rPr>
-                <w:lang w:val="ru-RU"/>
-              </w:rPr>
-              <w:t xml:space="preserve">: </w:t>
+              <w:t xml:space="preserve">Итог: </w:t>
             </w:r>
             <w:r>
               <w:t>”</w:t>
             </w:r>
-            <w:proofErr w:type="gramEnd"/>
           </w:p>
         </w:tc>
         <w:tc>
@@ -10309,6 +9379,9 @@
     </w:p>
     <w:p>
       <w:r>
+        <w:rPr>
+          <w:noProof/>
+        </w:rPr>
         <w:drawing>
           <wp:inline distT="0" distB="0" distL="0" distR="0" wp14:anchorId="6E358D5B" wp14:editId="14AF827E">
             <wp:extent cx="5940425" cy="5709920"/>
@@ -10392,6 +9465,9 @@
     <w:p/>
     <w:p>
       <w:r>
+        <w:rPr>
+          <w:noProof/>
+        </w:rPr>
         <w:drawing>
           <wp:inline distT="0" distB="0" distL="0" distR="0" wp14:anchorId="79F58B16" wp14:editId="17F9998F">
             <wp:extent cx="5940425" cy="690880"/>
@@ -11583,6 +10659,7 @@
   <w:style w:type="character" w:default="1" w:styleId="a0">
     <w:name w:val="Default Paragraph Font"/>
     <w:uiPriority w:val="1"/>
+    <w:semiHidden/>
     <w:unhideWhenUsed/>
   </w:style>
   <w:style w:type="table" w:default="1" w:styleId="a1">

--- a/lab1/lab1.отчёт.docx
+++ b/lab1/lab1.отчёт.docx
@@ -338,6 +338,7 @@
         </w:rPr>
         <w:t>и</w:t>
       </w:r>
+      <w:proofErr w:type="gramStart"/>
       <w:r>
         <w:rPr>
           <w:spacing w:val="-2"/>
@@ -351,7 +352,14 @@
         <w:rPr>
           <w:spacing w:val="-2"/>
         </w:rPr>
-        <w:t>Проверил:</w:t>
+        <w:t>Проверил</w:t>
+      </w:r>
+      <w:proofErr w:type="gramEnd"/>
+      <w:r>
+        <w:rPr>
+          <w:spacing w:val="-2"/>
+        </w:rPr>
+        <w:t>:</w:t>
       </w:r>
     </w:p>
     <w:p>
@@ -375,8 +383,13 @@
       <w:r>
         <w:tab/>
       </w:r>
-      <w:r>
-        <w:t>Болтак С.В.</w:t>
+      <w:proofErr w:type="spellStart"/>
+      <w:r>
+        <w:t>Болтак</w:t>
+      </w:r>
+      <w:proofErr w:type="spellEnd"/>
+      <w:r>
+        <w:t xml:space="preserve"> С.В.</w:t>
       </w:r>
     </w:p>
     <w:p>
@@ -385,9 +398,11 @@
         <w:spacing w:before="38"/>
         <w:ind w:left="2"/>
       </w:pPr>
+      <w:proofErr w:type="spellStart"/>
       <w:r>
         <w:t>Жинко</w:t>
       </w:r>
+      <w:proofErr w:type="spellEnd"/>
       <w:r>
         <w:t xml:space="preserve"> </w:t>
       </w:r>
@@ -410,9 +425,11 @@
         <w:spacing w:before="38"/>
         <w:ind w:left="2"/>
       </w:pPr>
+      <w:proofErr w:type="spellStart"/>
       <w:r>
         <w:t>Курстак</w:t>
       </w:r>
+      <w:proofErr w:type="spellEnd"/>
       <w:r>
         <w:t xml:space="preserve"> </w:t>
       </w:r>
@@ -550,20 +567,50 @@
         <w:rPr>
           <w:lang w:val="en-US"/>
         </w:rPr>
-        <w:t>using System.Collections.Generic;</w:t>
-      </w:r>
-    </w:p>
-    <w:p>
-      <w:pPr>
-        <w:rPr>
-          <w:lang w:val="en-US"/>
-        </w:rPr>
-      </w:pPr>
-      <w:r>
-        <w:rPr>
-          <w:lang w:val="en-US"/>
-        </w:rPr>
-        <w:t>using System.Linq;</w:t>
+        <w:t xml:space="preserve">using </w:t>
+      </w:r>
+      <w:proofErr w:type="spellStart"/>
+      <w:proofErr w:type="gramStart"/>
+      <w:r>
+        <w:rPr>
+          <w:lang w:val="en-US"/>
+        </w:rPr>
+        <w:t>System.Collections.Generic</w:t>
+      </w:r>
+      <w:proofErr w:type="spellEnd"/>
+      <w:proofErr w:type="gramEnd"/>
+      <w:r>
+        <w:rPr>
+          <w:lang w:val="en-US"/>
+        </w:rPr>
+        <w:t>;</w:t>
+      </w:r>
+    </w:p>
+    <w:p>
+      <w:pPr>
+        <w:rPr>
+          <w:lang w:val="en-US"/>
+        </w:rPr>
+      </w:pPr>
+      <w:r>
+        <w:rPr>
+          <w:lang w:val="en-US"/>
+        </w:rPr>
+        <w:t xml:space="preserve">using </w:t>
+      </w:r>
+      <w:proofErr w:type="spellStart"/>
+      <w:r>
+        <w:rPr>
+          <w:lang w:val="en-US"/>
+        </w:rPr>
+        <w:t>System.Linq</w:t>
+      </w:r>
+      <w:proofErr w:type="spellEnd"/>
+      <w:r>
+        <w:rPr>
+          <w:lang w:val="en-US"/>
+        </w:rPr>
+        <w:t>;</w:t>
       </w:r>
     </w:p>
     <w:p>
@@ -609,8 +656,16 @@
         <w:rPr>
           <w:lang w:val="en-US"/>
         </w:rPr>
-        <w:t xml:space="preserve">    public abstract class ShapeBase</w:t>
-      </w:r>
+        <w:t xml:space="preserve">    public abstract class </w:t>
+      </w:r>
+      <w:proofErr w:type="spellStart"/>
+      <w:r>
+        <w:rPr>
+          <w:lang w:val="en-US"/>
+        </w:rPr>
+        <w:t>ShapeBase</w:t>
+      </w:r>
+      <w:proofErr w:type="spellEnd"/>
     </w:p>
     <w:p>
       <w:pPr>
@@ -635,20 +690,70 @@
         <w:rPr>
           <w:lang w:val="en-US"/>
         </w:rPr>
-        <w:t xml:space="preserve">        public abstract double Area { get; }</w:t>
-      </w:r>
-    </w:p>
-    <w:p>
-      <w:pPr>
-        <w:rPr>
-          <w:lang w:val="en-US"/>
-        </w:rPr>
-      </w:pPr>
-      <w:r>
-        <w:rPr>
-          <w:lang w:val="en-US"/>
-        </w:rPr>
-        <w:t xml:space="preserve">        public virtual string Describe() =&gt; $"Площадь {Area:F2}";</w:t>
+        <w:t xml:space="preserve">        public abstract double Area </w:t>
+      </w:r>
+      <w:proofErr w:type="gramStart"/>
+      <w:r>
+        <w:rPr>
+          <w:lang w:val="en-US"/>
+        </w:rPr>
+        <w:t>{ get; }</w:t>
+      </w:r>
+      <w:proofErr w:type="gramEnd"/>
+    </w:p>
+    <w:p>
+      <w:pPr>
+        <w:rPr>
+          <w:lang w:val="en-US"/>
+        </w:rPr>
+      </w:pPr>
+      <w:r>
+        <w:rPr>
+          <w:lang w:val="en-US"/>
+        </w:rPr>
+        <w:t xml:space="preserve">        public virtual string </w:t>
+      </w:r>
+      <w:proofErr w:type="gramStart"/>
+      <w:r>
+        <w:rPr>
+          <w:lang w:val="en-US"/>
+        </w:rPr>
+        <w:t>Describe(</w:t>
+      </w:r>
+      <w:proofErr w:type="gramEnd"/>
+      <w:r>
+        <w:rPr>
+          <w:lang w:val="en-US"/>
+        </w:rPr>
+        <w:t>) =&gt; $"</w:t>
+      </w:r>
+      <w:proofErr w:type="spellStart"/>
+      <w:r>
+        <w:rPr>
+          <w:lang w:val="en-US"/>
+        </w:rPr>
+        <w:t>Площадь</w:t>
+      </w:r>
+      <w:proofErr w:type="spellEnd"/>
+      <w:r>
+        <w:rPr>
+          <w:lang w:val="en-US"/>
+        </w:rPr>
+        <w:t xml:space="preserve"> {</w:t>
+      </w:r>
+      <w:proofErr w:type="gramStart"/>
+      <w:r>
+        <w:rPr>
+          <w:lang w:val="en-US"/>
+        </w:rPr>
+        <w:t>Area:F</w:t>
+      </w:r>
+      <w:proofErr w:type="gramEnd"/>
+      <w:r>
+        <w:rPr>
+          <w:lang w:val="en-US"/>
+        </w:rPr>
+        <w:t>2}";</w:t>
       </w:r>
     </w:p>
     <w:p>
@@ -681,8 +786,30 @@
         <w:rPr>
           <w:lang w:val="en-US"/>
         </w:rPr>
-        <w:t xml:space="preserve">    public class Circle : ShapeBase</w:t>
-      </w:r>
+        <w:t xml:space="preserve">    public class </w:t>
+      </w:r>
+      <w:proofErr w:type="gramStart"/>
+      <w:r>
+        <w:rPr>
+          <w:lang w:val="en-US"/>
+        </w:rPr>
+        <w:t>Circle :</w:t>
+      </w:r>
+      <w:proofErr w:type="gramEnd"/>
+      <w:r>
+        <w:rPr>
+          <w:lang w:val="en-US"/>
+        </w:rPr>
+        <w:t xml:space="preserve"> </w:t>
+      </w:r>
+      <w:proofErr w:type="spellStart"/>
+      <w:r>
+        <w:rPr>
+          <w:lang w:val="en-US"/>
+        </w:rPr>
+        <w:t>ShapeBase</w:t>
+      </w:r>
+      <w:proofErr w:type="spellEnd"/>
     </w:p>
     <w:p>
       <w:pPr>
@@ -707,27 +834,63 @@
         <w:rPr>
           <w:lang w:val="en-US"/>
         </w:rPr>
-        <w:t xml:space="preserve">        public double Radius { get; set; }</w:t>
-      </w:r>
-    </w:p>
-    <w:p>
-      <w:pPr>
-        <w:rPr>
-          <w:lang w:val="en-US"/>
-        </w:rPr>
-      </w:pPr>
-    </w:p>
-    <w:p>
-      <w:pPr>
-        <w:rPr>
-          <w:lang w:val="en-US"/>
-        </w:rPr>
-      </w:pPr>
-      <w:r>
-        <w:rPr>
-          <w:lang w:val="en-US"/>
-        </w:rPr>
-        <w:t xml:space="preserve">        public Circle(double radius)</w:t>
+        <w:t xml:space="preserve">        public double Radius </w:t>
+      </w:r>
+      <w:proofErr w:type="gramStart"/>
+      <w:r>
+        <w:rPr>
+          <w:lang w:val="en-US"/>
+        </w:rPr>
+        <w:t>{ get</w:t>
+      </w:r>
+      <w:proofErr w:type="gramEnd"/>
+      <w:r>
+        <w:rPr>
+          <w:lang w:val="en-US"/>
+        </w:rPr>
+        <w:t>; set</w:t>
+      </w:r>
+      <w:proofErr w:type="gramStart"/>
+      <w:r>
+        <w:rPr>
+          <w:lang w:val="en-US"/>
+        </w:rPr>
+        <w:t>; }</w:t>
+      </w:r>
+      <w:proofErr w:type="gramEnd"/>
+    </w:p>
+    <w:p>
+      <w:pPr>
+        <w:rPr>
+          <w:lang w:val="en-US"/>
+        </w:rPr>
+      </w:pPr>
+    </w:p>
+    <w:p>
+      <w:pPr>
+        <w:rPr>
+          <w:lang w:val="en-US"/>
+        </w:rPr>
+      </w:pPr>
+      <w:r>
+        <w:rPr>
+          <w:lang w:val="en-US"/>
+        </w:rPr>
+        <w:t xml:space="preserve">        public </w:t>
+      </w:r>
+      <w:proofErr w:type="gramStart"/>
+      <w:r>
+        <w:rPr>
+          <w:lang w:val="en-US"/>
+        </w:rPr>
+        <w:t>Circle(</w:t>
+      </w:r>
+      <w:proofErr w:type="gramEnd"/>
+      <w:r>
+        <w:rPr>
+          <w:lang w:val="en-US"/>
+        </w:rPr>
+        <w:t>double radius)</w:t>
       </w:r>
     </w:p>
     <w:p>
@@ -786,10 +949,29 @@
         <w:rPr>
           <w:lang w:val="en-US"/>
         </w:rPr>
-        <w:t xml:space="preserve">        public override double Area =&gt; Math.PI * Radius * Radius;</w:t>
-      </w:r>
-    </w:p>
-    <w:p>
+        <w:t xml:space="preserve">        public override double Area =&gt; </w:t>
+      </w:r>
+      <w:proofErr w:type="spellStart"/>
+      <w:r>
+        <w:rPr>
+          <w:lang w:val="en-US"/>
+        </w:rPr>
+        <w:t>Math.PI</w:t>
+      </w:r>
+      <w:proofErr w:type="spellEnd"/>
+      <w:r>
+        <w:rPr>
+          <w:lang w:val="en-US"/>
+        </w:rPr>
+        <w:t xml:space="preserve"> * Radius * Radius;</w:t>
+      </w:r>
+    </w:p>
+    <w:p>
+      <w:pPr>
+        <w:rPr>
+          <w:lang w:val="en-US"/>
+        </w:rPr>
+      </w:pPr>
       <w:r>
         <w:rPr>
           <w:lang w:val="en-US"/>
@@ -797,25 +979,59 @@
         <w:t xml:space="preserve">    </w:t>
       </w:r>
       <w:r>
+        <w:rPr>
+          <w:lang w:val="en-US"/>
+        </w:rPr>
         <w:t>}</w:t>
       </w:r>
     </w:p>
-    <w:p/>
-    <w:p>
-      <w:pPr>
-        <w:rPr>
-          <w:lang w:val="en-US"/>
-        </w:rPr>
-      </w:pPr>
-      <w:r>
+    <w:p>
+      <w:pPr>
+        <w:rPr>
+          <w:lang w:val="en-US"/>
+        </w:rPr>
+      </w:pPr>
+    </w:p>
+    <w:p>
+      <w:pPr>
+        <w:rPr>
+          <w:lang w:val="en-US"/>
+        </w:rPr>
+      </w:pPr>
+      <w:r>
+        <w:rPr>
+          <w:lang w:val="en-US"/>
+        </w:rPr>
         <w:t xml:space="preserve">    </w:t>
       </w:r>
       <w:r>
         <w:rPr>
           <w:lang w:val="en-US"/>
         </w:rPr>
-        <w:t>public class Rectangle : ShapeBase</w:t>
-      </w:r>
+        <w:t xml:space="preserve">public class </w:t>
+      </w:r>
+      <w:proofErr w:type="gramStart"/>
+      <w:r>
+        <w:rPr>
+          <w:lang w:val="en-US"/>
+        </w:rPr>
+        <w:t>Rectangle :</w:t>
+      </w:r>
+      <w:proofErr w:type="gramEnd"/>
+      <w:r>
+        <w:rPr>
+          <w:lang w:val="en-US"/>
+        </w:rPr>
+        <w:t xml:space="preserve"> </w:t>
+      </w:r>
+      <w:proofErr w:type="spellStart"/>
+      <w:r>
+        <w:rPr>
+          <w:lang w:val="en-US"/>
+        </w:rPr>
+        <w:t>ShapeBase</w:t>
+      </w:r>
+      <w:proofErr w:type="spellEnd"/>
     </w:p>
     <w:p>
       <w:pPr>
@@ -840,40 +1056,98 @@
         <w:rPr>
           <w:lang w:val="en-US"/>
         </w:rPr>
-        <w:t xml:space="preserve">        public double Width { get; set; }</w:t>
-      </w:r>
-    </w:p>
-    <w:p>
-      <w:pPr>
-        <w:rPr>
-          <w:lang w:val="en-US"/>
-        </w:rPr>
-      </w:pPr>
-      <w:r>
-        <w:rPr>
-          <w:lang w:val="en-US"/>
-        </w:rPr>
-        <w:t xml:space="preserve">        public double Height { get; set; }</w:t>
-      </w:r>
-    </w:p>
-    <w:p>
-      <w:pPr>
-        <w:rPr>
-          <w:lang w:val="en-US"/>
-        </w:rPr>
-      </w:pPr>
-    </w:p>
-    <w:p>
-      <w:pPr>
-        <w:rPr>
-          <w:lang w:val="en-US"/>
-        </w:rPr>
-      </w:pPr>
-      <w:r>
-        <w:rPr>
-          <w:lang w:val="en-US"/>
-        </w:rPr>
-        <w:t xml:space="preserve">        public Rectangle(double width, double height)</w:t>
+        <w:t xml:space="preserve">        public double Width </w:t>
+      </w:r>
+      <w:proofErr w:type="gramStart"/>
+      <w:r>
+        <w:rPr>
+          <w:lang w:val="en-US"/>
+        </w:rPr>
+        <w:t>{ get</w:t>
+      </w:r>
+      <w:proofErr w:type="gramEnd"/>
+      <w:r>
+        <w:rPr>
+          <w:lang w:val="en-US"/>
+        </w:rPr>
+        <w:t>; set</w:t>
+      </w:r>
+      <w:proofErr w:type="gramStart"/>
+      <w:r>
+        <w:rPr>
+          <w:lang w:val="en-US"/>
+        </w:rPr>
+        <w:t>; }</w:t>
+      </w:r>
+      <w:proofErr w:type="gramEnd"/>
+    </w:p>
+    <w:p>
+      <w:pPr>
+        <w:rPr>
+          <w:lang w:val="en-US"/>
+        </w:rPr>
+      </w:pPr>
+      <w:r>
+        <w:rPr>
+          <w:lang w:val="en-US"/>
+        </w:rPr>
+        <w:t xml:space="preserve">        public double Height </w:t>
+      </w:r>
+      <w:proofErr w:type="gramStart"/>
+      <w:r>
+        <w:rPr>
+          <w:lang w:val="en-US"/>
+        </w:rPr>
+        <w:t>{ get</w:t>
+      </w:r>
+      <w:proofErr w:type="gramEnd"/>
+      <w:r>
+        <w:rPr>
+          <w:lang w:val="en-US"/>
+        </w:rPr>
+        <w:t>; set</w:t>
+      </w:r>
+      <w:proofErr w:type="gramStart"/>
+      <w:r>
+        <w:rPr>
+          <w:lang w:val="en-US"/>
+        </w:rPr>
+        <w:t>; }</w:t>
+      </w:r>
+      <w:proofErr w:type="gramEnd"/>
+    </w:p>
+    <w:p>
+      <w:pPr>
+        <w:rPr>
+          <w:lang w:val="en-US"/>
+        </w:rPr>
+      </w:pPr>
+    </w:p>
+    <w:p>
+      <w:pPr>
+        <w:rPr>
+          <w:lang w:val="en-US"/>
+        </w:rPr>
+      </w:pPr>
+      <w:r>
+        <w:rPr>
+          <w:lang w:val="en-US"/>
+        </w:rPr>
+        <w:t xml:space="preserve">        public </w:t>
+      </w:r>
+      <w:proofErr w:type="gramStart"/>
+      <w:r>
+        <w:rPr>
+          <w:lang w:val="en-US"/>
+        </w:rPr>
+        <w:t>Rectangle(</w:t>
+      </w:r>
+      <w:proofErr w:type="gramEnd"/>
+      <w:r>
+        <w:rPr>
+          <w:lang w:val="en-US"/>
+        </w:rPr>
+        <w:t>double width, double height)</w:t>
       </w:r>
     </w:p>
     <w:p>
@@ -1004,7 +1278,21 @@
         <w:rPr>
           <w:lang w:val="en-US"/>
         </w:rPr>
-        <w:t xml:space="preserve">        public static void Main()</w:t>
+        <w:t xml:space="preserve">        public static void </w:t>
+      </w:r>
+      <w:proofErr w:type="gramStart"/>
+      <w:r>
+        <w:rPr>
+          <w:lang w:val="en-US"/>
+        </w:rPr>
+        <w:t>Main(</w:t>
+      </w:r>
+      <w:proofErr w:type="gramEnd"/>
+      <w:r>
+        <w:rPr>
+          <w:lang w:val="en-US"/>
+        </w:rPr>
+        <w:t>)</w:t>
       </w:r>
     </w:p>
     <w:p>
@@ -1030,7 +1318,29 @@
         <w:rPr>
           <w:lang w:val="en-US"/>
         </w:rPr>
-        <w:t xml:space="preserve">            var shapes = new List&lt;ShapeBase&gt;();</w:t>
+        <w:t xml:space="preserve">            var shapes = new List&lt;</w:t>
+      </w:r>
+      <w:proofErr w:type="spellStart"/>
+      <w:r>
+        <w:rPr>
+          <w:lang w:val="en-US"/>
+        </w:rPr>
+        <w:t>ShapeBase</w:t>
+      </w:r>
+      <w:proofErr w:type="spellEnd"/>
+      <w:proofErr w:type="gramStart"/>
+      <w:r>
+        <w:rPr>
+          <w:lang w:val="en-US"/>
+        </w:rPr>
+        <w:t>&gt;(</w:t>
+      </w:r>
+      <w:proofErr w:type="gramEnd"/>
+      <w:r>
+        <w:rPr>
+          <w:lang w:val="en-US"/>
+        </w:rPr>
+        <w:t>);</w:t>
       </w:r>
     </w:p>
     <w:p>
@@ -1044,99 +1354,285 @@
           <w:lang w:val="en-US"/>
         </w:rPr>
         <w:lastRenderedPageBreak/>
-        <w:t xml:space="preserve">            shapes.Add(new Circle(2.5));</w:t>
-      </w:r>
-    </w:p>
-    <w:p>
-      <w:pPr>
-        <w:rPr>
-          <w:lang w:val="en-US"/>
-        </w:rPr>
-      </w:pPr>
-      <w:r>
-        <w:rPr>
-          <w:lang w:val="en-US"/>
-        </w:rPr>
-        <w:t xml:space="preserve">            shapes.Add(new Circle(1.0));</w:t>
-      </w:r>
-    </w:p>
-    <w:p>
-      <w:pPr>
-        <w:rPr>
-          <w:lang w:val="en-US"/>
-        </w:rPr>
-      </w:pPr>
-      <w:r>
-        <w:rPr>
-          <w:lang w:val="en-US"/>
-        </w:rPr>
-        <w:t xml:space="preserve">            shapes.Add(new Rectangle(3.0, 4.0)); </w:t>
-      </w:r>
-    </w:p>
-    <w:p>
-      <w:pPr>
-        <w:rPr>
-          <w:lang w:val="en-US"/>
-        </w:rPr>
-      </w:pPr>
-    </w:p>
-    <w:p>
-      <w:pPr>
-        <w:rPr>
-          <w:lang w:val="en-US"/>
-        </w:rPr>
-      </w:pPr>
-      <w:r>
-        <w:rPr>
-          <w:lang w:val="en-US"/>
-        </w:rPr>
-        <w:t xml:space="preserve">            var bigShapes = shapes</w:t>
-      </w:r>
-    </w:p>
-    <w:p>
-      <w:pPr>
-        <w:rPr>
-          <w:lang w:val="en-US"/>
-        </w:rPr>
-      </w:pPr>
-      <w:r>
-        <w:rPr>
-          <w:lang w:val="en-US"/>
-        </w:rPr>
-        <w:t xml:space="preserve">                .Where(s =&gt; s.Area &gt; 2.0)</w:t>
-      </w:r>
-    </w:p>
-    <w:p>
-      <w:pPr>
-        <w:rPr>
-          <w:lang w:val="en-US"/>
-        </w:rPr>
-      </w:pPr>
-      <w:r>
-        <w:rPr>
-          <w:lang w:val="en-US"/>
-        </w:rPr>
-        <w:t xml:space="preserve">                .OrderByDescending(s =&gt; s.Area);</w:t>
-      </w:r>
-    </w:p>
-    <w:p>
-      <w:pPr>
-        <w:rPr>
-          <w:lang w:val="en-US"/>
-        </w:rPr>
-      </w:pPr>
-    </w:p>
-    <w:p>
-      <w:pPr>
-        <w:rPr>
-          <w:lang w:val="en-US"/>
-        </w:rPr>
-      </w:pPr>
-      <w:r>
-        <w:rPr>
-          <w:lang w:val="en-US"/>
-        </w:rPr>
-        <w:t xml:space="preserve">            foreach (var shape in bigShapes)</w:t>
+        <w:t xml:space="preserve">            </w:t>
+      </w:r>
+      <w:proofErr w:type="spellStart"/>
+      <w:proofErr w:type="gramStart"/>
+      <w:r>
+        <w:rPr>
+          <w:lang w:val="en-US"/>
+        </w:rPr>
+        <w:t>shapes.Add</w:t>
+      </w:r>
+      <w:proofErr w:type="spellEnd"/>
+      <w:proofErr w:type="gramEnd"/>
+      <w:r>
+        <w:rPr>
+          <w:lang w:val="en-US"/>
+        </w:rPr>
+        <w:t xml:space="preserve">(new </w:t>
+      </w:r>
+      <w:proofErr w:type="gramStart"/>
+      <w:r>
+        <w:rPr>
+          <w:lang w:val="en-US"/>
+        </w:rPr>
+        <w:t>Circle(</w:t>
+      </w:r>
+      <w:proofErr w:type="gramEnd"/>
+      <w:r>
+        <w:rPr>
+          <w:lang w:val="en-US"/>
+        </w:rPr>
+        <w:t>2.5));</w:t>
+      </w:r>
+    </w:p>
+    <w:p>
+      <w:pPr>
+        <w:rPr>
+          <w:lang w:val="en-US"/>
+        </w:rPr>
+      </w:pPr>
+      <w:r>
+        <w:rPr>
+          <w:lang w:val="en-US"/>
+        </w:rPr>
+        <w:t xml:space="preserve">            </w:t>
+      </w:r>
+      <w:proofErr w:type="spellStart"/>
+      <w:proofErr w:type="gramStart"/>
+      <w:r>
+        <w:rPr>
+          <w:lang w:val="en-US"/>
+        </w:rPr>
+        <w:t>shapes.Add</w:t>
+      </w:r>
+      <w:proofErr w:type="spellEnd"/>
+      <w:proofErr w:type="gramEnd"/>
+      <w:r>
+        <w:rPr>
+          <w:lang w:val="en-US"/>
+        </w:rPr>
+        <w:t xml:space="preserve">(new </w:t>
+      </w:r>
+      <w:proofErr w:type="gramStart"/>
+      <w:r>
+        <w:rPr>
+          <w:lang w:val="en-US"/>
+        </w:rPr>
+        <w:t>Circle(</w:t>
+      </w:r>
+      <w:proofErr w:type="gramEnd"/>
+      <w:r>
+        <w:rPr>
+          <w:lang w:val="en-US"/>
+        </w:rPr>
+        <w:t>1.0));</w:t>
+      </w:r>
+    </w:p>
+    <w:p>
+      <w:pPr>
+        <w:rPr>
+          <w:lang w:val="en-US"/>
+        </w:rPr>
+      </w:pPr>
+      <w:r>
+        <w:rPr>
+          <w:lang w:val="en-US"/>
+        </w:rPr>
+        <w:t xml:space="preserve">            </w:t>
+      </w:r>
+      <w:proofErr w:type="spellStart"/>
+      <w:proofErr w:type="gramStart"/>
+      <w:r>
+        <w:rPr>
+          <w:lang w:val="en-US"/>
+        </w:rPr>
+        <w:t>shapes.Add</w:t>
+      </w:r>
+      <w:proofErr w:type="spellEnd"/>
+      <w:proofErr w:type="gramEnd"/>
+      <w:r>
+        <w:rPr>
+          <w:lang w:val="en-US"/>
+        </w:rPr>
+        <w:t xml:space="preserve">(new </w:t>
+      </w:r>
+      <w:proofErr w:type="gramStart"/>
+      <w:r>
+        <w:rPr>
+          <w:lang w:val="en-US"/>
+        </w:rPr>
+        <w:t>Rectangle(</w:t>
+      </w:r>
+      <w:proofErr w:type="gramEnd"/>
+      <w:r>
+        <w:rPr>
+          <w:lang w:val="en-US"/>
+        </w:rPr>
+        <w:t xml:space="preserve">3.0, 4.0)); </w:t>
+      </w:r>
+    </w:p>
+    <w:p>
+      <w:pPr>
+        <w:rPr>
+          <w:lang w:val="en-US"/>
+        </w:rPr>
+      </w:pPr>
+    </w:p>
+    <w:p>
+      <w:pPr>
+        <w:rPr>
+          <w:lang w:val="en-US"/>
+        </w:rPr>
+      </w:pPr>
+      <w:r>
+        <w:rPr>
+          <w:lang w:val="en-US"/>
+        </w:rPr>
+        <w:t xml:space="preserve">            var </w:t>
+      </w:r>
+      <w:proofErr w:type="spellStart"/>
+      <w:r>
+        <w:rPr>
+          <w:lang w:val="en-US"/>
+        </w:rPr>
+        <w:t>bigShapes</w:t>
+      </w:r>
+      <w:proofErr w:type="spellEnd"/>
+      <w:r>
+        <w:rPr>
+          <w:lang w:val="en-US"/>
+        </w:rPr>
+        <w:t xml:space="preserve"> = shapes</w:t>
+      </w:r>
+    </w:p>
+    <w:p>
+      <w:pPr>
+        <w:rPr>
+          <w:lang w:val="en-US"/>
+        </w:rPr>
+      </w:pPr>
+      <w:r>
+        <w:rPr>
+          <w:lang w:val="en-US"/>
+        </w:rPr>
+        <w:t xml:space="preserve">                </w:t>
+      </w:r>
+      <w:proofErr w:type="gramStart"/>
+      <w:r>
+        <w:rPr>
+          <w:lang w:val="en-US"/>
+        </w:rPr>
+        <w:t>.Where</w:t>
+      </w:r>
+      <w:proofErr w:type="gramEnd"/>
+      <w:r>
+        <w:rPr>
+          <w:lang w:val="en-US"/>
+        </w:rPr>
+        <w:t xml:space="preserve">(s =&gt; </w:t>
+      </w:r>
+      <w:proofErr w:type="spellStart"/>
+      <w:proofErr w:type="gramStart"/>
+      <w:r>
+        <w:rPr>
+          <w:lang w:val="en-US"/>
+        </w:rPr>
+        <w:t>s.Area</w:t>
+      </w:r>
+      <w:proofErr w:type="spellEnd"/>
+      <w:proofErr w:type="gramEnd"/>
+      <w:r>
+        <w:rPr>
+          <w:lang w:val="en-US"/>
+        </w:rPr>
+        <w:t xml:space="preserve"> &gt; 2.0)</w:t>
+      </w:r>
+    </w:p>
+    <w:p>
+      <w:pPr>
+        <w:rPr>
+          <w:lang w:val="en-US"/>
+        </w:rPr>
+      </w:pPr>
+      <w:r>
+        <w:rPr>
+          <w:lang w:val="en-US"/>
+        </w:rPr>
+        <w:t xml:space="preserve">                </w:t>
+      </w:r>
+      <w:proofErr w:type="gramStart"/>
+      <w:r>
+        <w:rPr>
+          <w:lang w:val="en-US"/>
+        </w:rPr>
+        <w:t>.</w:t>
+      </w:r>
+      <w:proofErr w:type="spellStart"/>
+      <w:r>
+        <w:rPr>
+          <w:lang w:val="en-US"/>
+        </w:rPr>
+        <w:t>OrderByDescending</w:t>
+      </w:r>
+      <w:proofErr w:type="spellEnd"/>
+      <w:proofErr w:type="gramEnd"/>
+      <w:r>
+        <w:rPr>
+          <w:lang w:val="en-US"/>
+        </w:rPr>
+        <w:t xml:space="preserve">(s =&gt; </w:t>
+      </w:r>
+      <w:proofErr w:type="spellStart"/>
+      <w:proofErr w:type="gramStart"/>
+      <w:r>
+        <w:rPr>
+          <w:lang w:val="en-US"/>
+        </w:rPr>
+        <w:t>s.Area</w:t>
+      </w:r>
+      <w:proofErr w:type="spellEnd"/>
+      <w:proofErr w:type="gramEnd"/>
+      <w:r>
+        <w:rPr>
+          <w:lang w:val="en-US"/>
+        </w:rPr>
+        <w:t>);</w:t>
+      </w:r>
+    </w:p>
+    <w:p>
+      <w:pPr>
+        <w:rPr>
+          <w:lang w:val="en-US"/>
+        </w:rPr>
+      </w:pPr>
+    </w:p>
+    <w:p>
+      <w:pPr>
+        <w:rPr>
+          <w:lang w:val="en-US"/>
+        </w:rPr>
+      </w:pPr>
+      <w:r>
+        <w:rPr>
+          <w:lang w:val="en-US"/>
+        </w:rPr>
+        <w:t xml:space="preserve">            foreach (var shape in </w:t>
+      </w:r>
+      <w:proofErr w:type="spellStart"/>
+      <w:r>
+        <w:rPr>
+          <w:lang w:val="en-US"/>
+        </w:rPr>
+        <w:t>bigShapes</w:t>
+      </w:r>
+      <w:proofErr w:type="spellEnd"/>
+      <w:r>
+        <w:rPr>
+          <w:lang w:val="en-US"/>
+        </w:rPr>
+        <w:t>)</w:t>
       </w:r>
     </w:p>
     <w:p>
@@ -1162,7 +1658,37 @@
         <w:rPr>
           <w:lang w:val="en-US"/>
         </w:rPr>
-        <w:t xml:space="preserve">                Console.WriteLine(shape.Describe());</w:t>
+        <w:t xml:space="preserve">                </w:t>
+      </w:r>
+      <w:proofErr w:type="spellStart"/>
+      <w:r>
+        <w:rPr>
+          <w:lang w:val="en-US"/>
+        </w:rPr>
+        <w:t>Console.WriteLine</w:t>
+      </w:r>
+      <w:proofErr w:type="spellEnd"/>
+      <w:r>
+        <w:rPr>
+          <w:lang w:val="en-US"/>
+        </w:rPr>
+        <w:t>(</w:t>
+      </w:r>
+      <w:proofErr w:type="spellStart"/>
+      <w:proofErr w:type="gramStart"/>
+      <w:r>
+        <w:rPr>
+          <w:lang w:val="en-US"/>
+        </w:rPr>
+        <w:t>shape.Describe</w:t>
+      </w:r>
+      <w:proofErr w:type="spellEnd"/>
+      <w:proofErr w:type="gramEnd"/>
+      <w:r>
+        <w:rPr>
+          <w:lang w:val="en-US"/>
+        </w:rPr>
+        <w:t>());</w:t>
       </w:r>
     </w:p>
     <w:p>
@@ -1195,15 +1721,26 @@
         <w:rPr>
           <w:lang w:val="en-US"/>
         </w:rPr>
-        <w:t xml:space="preserve">            string label = shapes.Count switch</w:t>
-      </w:r>
-    </w:p>
-    <w:p>
-      <w:pPr>
-        <w:rPr>
-          <w:lang w:val="en-US"/>
-        </w:rPr>
-      </w:pPr>
+        <w:t xml:space="preserve">            string label = </w:t>
+      </w:r>
+      <w:proofErr w:type="spellStart"/>
+      <w:proofErr w:type="gramStart"/>
+      <w:r>
+        <w:rPr>
+          <w:lang w:val="en-US"/>
+        </w:rPr>
+        <w:t>shapes.Count</w:t>
+      </w:r>
+      <w:proofErr w:type="spellEnd"/>
+      <w:proofErr w:type="gramEnd"/>
+      <w:r>
+        <w:rPr>
+          <w:lang w:val="en-US"/>
+        </w:rPr>
+        <w:t xml:space="preserve"> switch</w:t>
+      </w:r>
+    </w:p>
+    <w:p>
       <w:r>
         <w:rPr>
           <w:lang w:val="en-US"/>
@@ -1211,17 +1748,11 @@
         <w:t xml:space="preserve">            </w:t>
       </w:r>
       <w:r>
-        <w:rPr>
-          <w:lang w:val="en-US"/>
-        </w:rPr>
         <w:t>{</w:t>
       </w:r>
     </w:p>
     <w:p>
       <w:r>
-        <w:rPr>
-          <w:lang w:val="en-US"/>
-        </w:rPr>
         <w:t xml:space="preserve">                </w:t>
       </w:r>
       <w:r>
@@ -1246,6 +1777,7 @@
       <w:r>
         <w:t xml:space="preserve"> </w:t>
       </w:r>
+      <w:proofErr w:type="gramStart"/>
       <w:r>
         <w:rPr>
           <w:lang w:val="en-US"/>
@@ -1261,23 +1793,66 @@
         </w:rPr>
         <w:t>Count</w:t>
       </w:r>
+      <w:proofErr w:type="gramEnd"/>
       <w:r>
         <w:t xml:space="preserve"> &gt; 5 =&gt; "много",</w:t>
       </w:r>
     </w:p>
     <w:p>
-      <w:r>
-        <w:t xml:space="preserve">                _ =&gt; "несколько",</w:t>
-      </w:r>
-    </w:p>
-    <w:p>
-      <w:r>
+      <w:pPr>
+        <w:rPr>
+          <w:lang w:val="en-US"/>
+        </w:rPr>
+      </w:pPr>
+      <w:r>
+        <w:t xml:space="preserve">                </w:t>
+      </w:r>
+      <w:r>
+        <w:rPr>
+          <w:lang w:val="en-US"/>
+        </w:rPr>
+        <w:t>_ =&gt; "</w:t>
+      </w:r>
+      <w:r>
+        <w:t>несколько</w:t>
+      </w:r>
+      <w:r>
+        <w:rPr>
+          <w:lang w:val="en-US"/>
+        </w:rPr>
+        <w:t>",</w:t>
+      </w:r>
+    </w:p>
+    <w:p>
+      <w:pPr>
+        <w:rPr>
+          <w:lang w:val="en-US"/>
+        </w:rPr>
+      </w:pPr>
+      <w:r>
+        <w:rPr>
+          <w:lang w:val="en-US"/>
+        </w:rPr>
         <w:t xml:space="preserve">            };</w:t>
       </w:r>
     </w:p>
-    <w:p/>
-    <w:p>
-      <w:r>
+    <w:p>
+      <w:pPr>
+        <w:rPr>
+          <w:lang w:val="en-US"/>
+        </w:rPr>
+      </w:pPr>
+    </w:p>
+    <w:p>
+      <w:pPr>
+        <w:rPr>
+          <w:lang w:val="en-US"/>
+        </w:rPr>
+      </w:pPr>
+      <w:r>
+        <w:rPr>
+          <w:lang w:val="en-US"/>
+        </w:rPr>
         <w:t xml:space="preserve">            </w:t>
       </w:r>
       <w:r>
@@ -1288,22 +1863,80 @@
       </w:r>
     </w:p>
     <w:p>
-      <w:r>
+      <w:pPr>
+        <w:rPr>
+          <w:lang w:val="en-US"/>
+        </w:rPr>
+      </w:pPr>
+      <w:r>
+        <w:rPr>
+          <w:lang w:val="en-US"/>
+        </w:rPr>
         <w:t xml:space="preserve">            {</w:t>
       </w:r>
     </w:p>
-    <w:p/>
-    <w:p>
-      <w:pPr>
-        <w:rPr>
-          <w:lang w:val="en-US"/>
-        </w:rPr>
-      </w:pPr>
-      <w:r>
-        <w:rPr>
-          <w:lang w:val="en-US"/>
-        </w:rPr>
-        <w:t xml:space="preserve">                if (shapes.Count &gt; 0 &amp;&amp; shapes[0] is Circle c)</w:t>
+    <w:p>
+      <w:pPr>
+        <w:rPr>
+          <w:lang w:val="en-US"/>
+        </w:rPr>
+      </w:pPr>
+    </w:p>
+    <w:p>
+      <w:pPr>
+        <w:rPr>
+          <w:lang w:val="en-US"/>
+        </w:rPr>
+      </w:pPr>
+      <w:r>
+        <w:rPr>
+          <w:lang w:val="en-US"/>
+        </w:rPr>
+        <w:t xml:space="preserve">                if (</w:t>
+      </w:r>
+      <w:proofErr w:type="spellStart"/>
+      <w:proofErr w:type="gramStart"/>
+      <w:r>
+        <w:rPr>
+          <w:lang w:val="en-US"/>
+        </w:rPr>
+        <w:t>shapes.Count</w:t>
+      </w:r>
+      <w:proofErr w:type="spellEnd"/>
+      <w:proofErr w:type="gramEnd"/>
+      <w:r>
+        <w:rPr>
+          <w:lang w:val="en-US"/>
+        </w:rPr>
+        <w:t xml:space="preserve"> &gt; 0 &amp;&amp; </w:t>
+      </w:r>
+      <w:proofErr w:type="gramStart"/>
+      <w:r>
+        <w:rPr>
+          <w:lang w:val="en-US"/>
+        </w:rPr>
+        <w:t>shapes[</w:t>
+      </w:r>
+      <w:proofErr w:type="gramEnd"/>
+      <w:r>
+        <w:rPr>
+          <w:lang w:val="en-US"/>
+        </w:rPr>
+        <w:t xml:space="preserve">0] </w:t>
+      </w:r>
+      <w:proofErr w:type="gramStart"/>
+      <w:r>
+        <w:rPr>
+          <w:lang w:val="en-US"/>
+        </w:rPr>
+        <w:t>is</w:t>
+      </w:r>
+      <w:proofErr w:type="gramEnd"/>
+      <w:r>
+        <w:rPr>
+          <w:lang w:val="en-US"/>
+        </w:rPr>
+        <w:t xml:space="preserve"> Circle c)</w:t>
       </w:r>
     </w:p>
     <w:p>
@@ -1329,7 +1962,65 @@
         <w:rPr>
           <w:lang w:val="en-US"/>
         </w:rPr>
-        <w:t xml:space="preserve">                    Console.WriteLine($"Первая — круг r={c.Radius}");</w:t>
+        <w:t xml:space="preserve">                    </w:t>
+      </w:r>
+      <w:proofErr w:type="spellStart"/>
+      <w:r>
+        <w:rPr>
+          <w:lang w:val="en-US"/>
+        </w:rPr>
+        <w:t>Console.WriteLine</w:t>
+      </w:r>
+      <w:proofErr w:type="spellEnd"/>
+      <w:r>
+        <w:rPr>
+          <w:lang w:val="en-US"/>
+        </w:rPr>
+        <w:t>($"</w:t>
+      </w:r>
+      <w:proofErr w:type="spellStart"/>
+      <w:r>
+        <w:rPr>
+          <w:lang w:val="en-US"/>
+        </w:rPr>
+        <w:t>Первая</w:t>
+      </w:r>
+      <w:proofErr w:type="spellEnd"/>
+      <w:r>
+        <w:rPr>
+          <w:lang w:val="en-US"/>
+        </w:rPr>
+        <w:t xml:space="preserve"> — </w:t>
+      </w:r>
+      <w:proofErr w:type="spellStart"/>
+      <w:r>
+        <w:rPr>
+          <w:lang w:val="en-US"/>
+        </w:rPr>
+        <w:t>круг</w:t>
+      </w:r>
+      <w:proofErr w:type="spellEnd"/>
+      <w:r>
+        <w:rPr>
+          <w:lang w:val="en-US"/>
+        </w:rPr>
+        <w:t xml:space="preserve"> r={</w:t>
+      </w:r>
+      <w:proofErr w:type="spellStart"/>
+      <w:proofErr w:type="gramStart"/>
+      <w:r>
+        <w:rPr>
+          <w:lang w:val="en-US"/>
+        </w:rPr>
+        <w:t>c.Radius</w:t>
+      </w:r>
+      <w:proofErr w:type="spellEnd"/>
+      <w:proofErr w:type="gramEnd"/>
+      <w:r>
+        <w:rPr>
+          <w:lang w:val="en-US"/>
+        </w:rPr>
+        <w:t>}");</w:t>
       </w:r>
     </w:p>
     <w:p>
@@ -1355,7 +2046,51 @@
         <w:rPr>
           <w:lang w:val="en-US"/>
         </w:rPr>
-        <w:t xml:space="preserve">                else if (shapes.Count &gt; 2 &amp;&amp; shapes[2] is Rectangle r)</w:t>
+        <w:t xml:space="preserve">                else if (</w:t>
+      </w:r>
+      <w:proofErr w:type="spellStart"/>
+      <w:proofErr w:type="gramStart"/>
+      <w:r>
+        <w:rPr>
+          <w:lang w:val="en-US"/>
+        </w:rPr>
+        <w:t>shapes.Count</w:t>
+      </w:r>
+      <w:proofErr w:type="spellEnd"/>
+      <w:proofErr w:type="gramEnd"/>
+      <w:r>
+        <w:rPr>
+          <w:lang w:val="en-US"/>
+        </w:rPr>
+        <w:t xml:space="preserve"> &gt; 2 &amp;&amp; </w:t>
+      </w:r>
+      <w:proofErr w:type="gramStart"/>
+      <w:r>
+        <w:rPr>
+          <w:lang w:val="en-US"/>
+        </w:rPr>
+        <w:t>shapes[</w:t>
+      </w:r>
+      <w:proofErr w:type="gramEnd"/>
+      <w:r>
+        <w:rPr>
+          <w:lang w:val="en-US"/>
+        </w:rPr>
+        <w:t xml:space="preserve">2] </w:t>
+      </w:r>
+      <w:proofErr w:type="gramStart"/>
+      <w:r>
+        <w:rPr>
+          <w:lang w:val="en-US"/>
+        </w:rPr>
+        <w:t>is</w:t>
+      </w:r>
+      <w:proofErr w:type="gramEnd"/>
+      <w:r>
+        <w:rPr>
+          <w:lang w:val="en-US"/>
+        </w:rPr>
+        <w:t xml:space="preserve"> Rectangle r)</w:t>
       </w:r>
     </w:p>
     <w:p>
@@ -1381,7 +2116,81 @@
         <w:rPr>
           <w:lang w:val="en-US"/>
         </w:rPr>
-        <w:t xml:space="preserve">                    Console.WriteLine($"Третья — прямоугольник {r.Width}x{r.Height}");</w:t>
+        <w:t xml:space="preserve">                    </w:t>
+      </w:r>
+      <w:proofErr w:type="spellStart"/>
+      <w:r>
+        <w:rPr>
+          <w:lang w:val="en-US"/>
+        </w:rPr>
+        <w:t>Console.WriteLine</w:t>
+      </w:r>
+      <w:proofErr w:type="spellEnd"/>
+      <w:r>
+        <w:rPr>
+          <w:lang w:val="en-US"/>
+        </w:rPr>
+        <w:t>($"</w:t>
+      </w:r>
+      <w:proofErr w:type="spellStart"/>
+      <w:r>
+        <w:rPr>
+          <w:lang w:val="en-US"/>
+        </w:rPr>
+        <w:t>Третья</w:t>
+      </w:r>
+      <w:proofErr w:type="spellEnd"/>
+      <w:r>
+        <w:rPr>
+          <w:lang w:val="en-US"/>
+        </w:rPr>
+        <w:t xml:space="preserve"> — </w:t>
+      </w:r>
+      <w:proofErr w:type="spellStart"/>
+      <w:r>
+        <w:rPr>
+          <w:lang w:val="en-US"/>
+        </w:rPr>
+        <w:t>прямоугольник</w:t>
+      </w:r>
+      <w:proofErr w:type="spellEnd"/>
+      <w:r>
+        <w:rPr>
+          <w:lang w:val="en-US"/>
+        </w:rPr>
+        <w:t xml:space="preserve"> {</w:t>
+      </w:r>
+      <w:proofErr w:type="spellStart"/>
+      <w:proofErr w:type="gramStart"/>
+      <w:r>
+        <w:rPr>
+          <w:lang w:val="en-US"/>
+        </w:rPr>
+        <w:t>r.Width</w:t>
+      </w:r>
+      <w:proofErr w:type="spellEnd"/>
+      <w:proofErr w:type="gramEnd"/>
+      <w:r>
+        <w:rPr>
+          <w:lang w:val="en-US"/>
+        </w:rPr>
+        <w:t>}x{</w:t>
+      </w:r>
+      <w:proofErr w:type="spellStart"/>
+      <w:proofErr w:type="gramStart"/>
+      <w:r>
+        <w:rPr>
+          <w:lang w:val="en-US"/>
+        </w:rPr>
+        <w:t>r.Height</w:t>
+      </w:r>
+      <w:proofErr w:type="spellEnd"/>
+      <w:proofErr w:type="gramEnd"/>
+      <w:r>
+        <w:rPr>
+          <w:lang w:val="en-US"/>
+        </w:rPr>
+        <w:t>}");</w:t>
       </w:r>
     </w:p>
     <w:p>
@@ -1420,7 +2229,23 @@
         <w:rPr>
           <w:lang w:val="en-US"/>
         </w:rPr>
-        <w:t xml:space="preserve">            catch (Exception ex) when (ex.Message.Length &gt; 0)</w:t>
+        <w:t xml:space="preserve">            catch (Exception ex) when (</w:t>
+      </w:r>
+      <w:proofErr w:type="spellStart"/>
+      <w:proofErr w:type="gramStart"/>
+      <w:r>
+        <w:rPr>
+          <w:lang w:val="en-US"/>
+        </w:rPr>
+        <w:t>ex.Message.Length</w:t>
+      </w:r>
+      <w:proofErr w:type="spellEnd"/>
+      <w:proofErr w:type="gramEnd"/>
+      <w:r>
+        <w:rPr>
+          <w:lang w:val="en-US"/>
+        </w:rPr>
+        <w:t xml:space="preserve"> &gt; 0)</w:t>
       </w:r>
     </w:p>
     <w:p>
@@ -1446,7 +2271,51 @@
         <w:rPr>
           <w:lang w:val="en-US"/>
         </w:rPr>
-        <w:t xml:space="preserve">                Console.WriteLine($"Ошибка: {ex.Message}");</w:t>
+        <w:t xml:space="preserve">                </w:t>
+      </w:r>
+      <w:proofErr w:type="spellStart"/>
+      <w:r>
+        <w:rPr>
+          <w:lang w:val="en-US"/>
+        </w:rPr>
+        <w:t>Console.WriteLine</w:t>
+      </w:r>
+      <w:proofErr w:type="spellEnd"/>
+      <w:r>
+        <w:rPr>
+          <w:lang w:val="en-US"/>
+        </w:rPr>
+        <w:t>($"</w:t>
+      </w:r>
+      <w:proofErr w:type="spellStart"/>
+      <w:r>
+        <w:rPr>
+          <w:lang w:val="en-US"/>
+        </w:rPr>
+        <w:t>Ошибка</w:t>
+      </w:r>
+      <w:proofErr w:type="spellEnd"/>
+      <w:r>
+        <w:rPr>
+          <w:lang w:val="en-US"/>
+        </w:rPr>
+        <w:t>: {</w:t>
+      </w:r>
+      <w:proofErr w:type="spellStart"/>
+      <w:proofErr w:type="gramStart"/>
+      <w:r>
+        <w:rPr>
+          <w:lang w:val="en-US"/>
+        </w:rPr>
+        <w:t>ex.Message</w:t>
+      </w:r>
+      <w:proofErr w:type="spellEnd"/>
+      <w:proofErr w:type="gramEnd"/>
+      <w:r>
+        <w:rPr>
+          <w:lang w:val="en-US"/>
+        </w:rPr>
+        <w:t>}");</w:t>
       </w:r>
     </w:p>
     <w:p>
@@ -1498,7 +2367,35 @@
         <w:rPr>
           <w:lang w:val="en-US"/>
         </w:rPr>
-        <w:t xml:space="preserve">                Console.WriteLine($"Итог: {label}");</w:t>
+        <w:t xml:space="preserve">                </w:t>
+      </w:r>
+      <w:proofErr w:type="spellStart"/>
+      <w:r>
+        <w:rPr>
+          <w:lang w:val="en-US"/>
+        </w:rPr>
+        <w:t>Console.WriteLine</w:t>
+      </w:r>
+      <w:proofErr w:type="spellEnd"/>
+      <w:r>
+        <w:rPr>
+          <w:lang w:val="en-US"/>
+        </w:rPr>
+        <w:t>($"</w:t>
+      </w:r>
+      <w:proofErr w:type="spellStart"/>
+      <w:r>
+        <w:rPr>
+          <w:lang w:val="en-US"/>
+        </w:rPr>
+        <w:t>Итог</w:t>
+      </w:r>
+      <w:proofErr w:type="spellEnd"/>
+      <w:r>
+        <w:rPr>
+          <w:lang w:val="en-US"/>
+        </w:rPr>
+        <w:t>: {label}");</w:t>
       </w:r>
     </w:p>
     <w:p>
@@ -2381,9 +3278,11 @@
             <w:pPr>
               <w:ind w:left="2"/>
             </w:pPr>
+            <w:proofErr w:type="spellStart"/>
             <w:r>
               <w:t>ShapeBase</w:t>
             </w:r>
+            <w:proofErr w:type="spellEnd"/>
           </w:p>
         </w:tc>
         <w:tc>
@@ -2943,8 +3842,13 @@
             </w:tcBorders>
           </w:tcPr>
           <w:p>
-            <w:r>
-              <w:t>WriteLine()</w:t>
+            <w:proofErr w:type="gramStart"/>
+            <w:r>
+              <w:t>WriteLine(</w:t>
+            </w:r>
+            <w:proofErr w:type="gramEnd"/>
+            <w:r>
+              <w:t>)</w:t>
             </w:r>
           </w:p>
         </w:tc>
@@ -3977,11 +4881,16 @@
             </w:tcBorders>
           </w:tcPr>
           <w:p>
+            <w:proofErr w:type="gramStart"/>
             <w:r>
               <w:t>A</w:t>
             </w:r>
             <w:r>
-              <w:t>dd()</w:t>
+              <w:t>dd(</w:t>
+            </w:r>
+            <w:proofErr w:type="gramEnd"/>
+            <w:r>
+              <w:t>)</w:t>
             </w:r>
           </w:p>
         </w:tc>
@@ -4178,9 +5087,11 @@
             <w:pPr>
               <w:ind w:left="2"/>
             </w:pPr>
+            <w:proofErr w:type="spellStart"/>
             <w:r>
               <w:t>bigShapes</w:t>
             </w:r>
+            <w:proofErr w:type="spellEnd"/>
           </w:p>
         </w:tc>
         <w:tc>
@@ -4750,8 +5661,13 @@
             </w:tcBorders>
           </w:tcPr>
           <w:p>
-            <w:r>
-              <w:t>Circle()</w:t>
+            <w:proofErr w:type="gramStart"/>
+            <w:r>
+              <w:t>Circle(</w:t>
+            </w:r>
+            <w:proofErr w:type="gramEnd"/>
+            <w:r>
+              <w:t>)</w:t>
             </w:r>
           </w:p>
         </w:tc>
@@ -5525,7 +6441,15 @@
           </w:tcPr>
           <w:p>
             <w:r>
-              <w:t>Describe(decl)</w:t>
+              <w:t>Describe(</w:t>
+            </w:r>
+            <w:proofErr w:type="spellStart"/>
+            <w:r>
+              <w:t>decl</w:t>
+            </w:r>
+            <w:proofErr w:type="spellEnd"/>
+            <w:r>
+              <w:t>)</w:t>
             </w:r>
           </w:p>
         </w:tc>
@@ -5600,6 +6524,7 @@
             <w:r>
               <w:t>“</w:t>
             </w:r>
+            <w:proofErr w:type="gramStart"/>
             <w:r>
               <w:rPr>
                 <w:lang w:val="ru-RU"/>
@@ -5609,6 +6534,7 @@
             <w:r>
               <w:t>”</w:t>
             </w:r>
+            <w:proofErr w:type="gramEnd"/>
           </w:p>
         </w:tc>
         <w:tc>
@@ -5663,7 +6589,15 @@
           </w:tcPr>
           <w:p>
             <w:r>
-              <w:t>Circle(decl)</w:t>
+              <w:t>Circle(</w:t>
+            </w:r>
+            <w:proofErr w:type="spellStart"/>
+            <w:r>
+              <w:t>decl</w:t>
+            </w:r>
+            <w:proofErr w:type="spellEnd"/>
+            <w:r>
+              <w:t>)</w:t>
             </w:r>
           </w:p>
         </w:tc>
@@ -5792,7 +6726,15 @@
           </w:tcPr>
           <w:p>
             <w:r>
-              <w:t>Rectangle(decl)</w:t>
+              <w:t>Rectangle(</w:t>
+            </w:r>
+            <w:proofErr w:type="spellStart"/>
+            <w:r>
+              <w:t>decl</w:t>
+            </w:r>
+            <w:proofErr w:type="spellEnd"/>
+            <w:r>
+              <w:t>)</w:t>
             </w:r>
           </w:p>
         </w:tc>
@@ -6050,7 +6992,15 @@
           </w:tcPr>
           <w:p>
             <w:r>
-              <w:t>Main(decl)</w:t>
+              <w:t>Main(</w:t>
+            </w:r>
+            <w:proofErr w:type="spellStart"/>
+            <w:r>
+              <w:t>decl</w:t>
+            </w:r>
+            <w:proofErr w:type="spellEnd"/>
+            <w:r>
+              <w:t>)</w:t>
             </w:r>
           </w:p>
         </w:tc>
@@ -6178,8 +7128,13 @@
             </w:tcBorders>
           </w:tcPr>
           <w:p>
-            <w:r>
-              <w:t>List()</w:t>
+            <w:proofErr w:type="gramStart"/>
+            <w:r>
+              <w:t>List(</w:t>
+            </w:r>
+            <w:proofErr w:type="gramEnd"/>
+            <w:r>
+              <w:t>)</w:t>
             </w:r>
           </w:p>
         </w:tc>
@@ -6308,8 +7263,13 @@
             </w:tcBorders>
           </w:tcPr>
           <w:p>
-            <w:r>
-              <w:t>Rectangle()</w:t>
+            <w:proofErr w:type="gramStart"/>
+            <w:r>
+              <w:t>Rectangle(</w:t>
+            </w:r>
+            <w:proofErr w:type="gramEnd"/>
+            <w:r>
+              <w:t>)</w:t>
             </w:r>
           </w:p>
         </w:tc>
@@ -6437,8 +7397,13 @@
             </w:tcBorders>
           </w:tcPr>
           <w:p>
-            <w:r>
-              <w:t>Where()</w:t>
+            <w:proofErr w:type="gramStart"/>
+            <w:r>
+              <w:t>Where(</w:t>
+            </w:r>
+            <w:proofErr w:type="gramEnd"/>
+            <w:r>
+              <w:t>)</w:t>
             </w:r>
           </w:p>
         </w:tc>
@@ -6566,8 +7531,18 @@
             </w:tcBorders>
           </w:tcPr>
           <w:p>
-            <w:r>
-              <w:t>OrderByDescending()</w:t>
+            <w:proofErr w:type="spellStart"/>
+            <w:proofErr w:type="gramStart"/>
+            <w:r>
+              <w:t>OrderByDescending</w:t>
+            </w:r>
+            <w:proofErr w:type="spellEnd"/>
+            <w:r>
+              <w:t>(</w:t>
+            </w:r>
+            <w:proofErr w:type="gramEnd"/>
+            <w:r>
+              <w:t>)</w:t>
             </w:r>
           </w:p>
         </w:tc>
@@ -6970,8 +7945,13 @@
             </w:tcBorders>
           </w:tcPr>
           <w:p>
-            <w:r>
-              <w:t>Describe()</w:t>
+            <w:proofErr w:type="gramStart"/>
+            <w:r>
+              <w:t>Describe(</w:t>
+            </w:r>
+            <w:proofErr w:type="gramEnd"/>
+            <w:r>
+              <w:t>)</w:t>
             </w:r>
           </w:p>
         </w:tc>
@@ -7731,11 +8711,19 @@
               <w:rPr>
                 <w:lang w:val="ru-RU"/>
               </w:rPr>
-              <w:t xml:space="preserve">Третья – прямоугольник </w:t>
+              <w:t xml:space="preserve">Третья – </w:t>
+            </w:r>
+            <w:proofErr w:type="gramStart"/>
+            <w:r>
+              <w:rPr>
+                <w:lang w:val="ru-RU"/>
+              </w:rPr>
+              <w:t xml:space="preserve">прямоугольник </w:t>
             </w:r>
             <w:r>
               <w:t>”</w:t>
             </w:r>
+            <w:proofErr w:type="gramEnd"/>
           </w:p>
         </w:tc>
         <w:tc>
@@ -8228,11 +9216,19 @@
               <w:rPr>
                 <w:lang w:val="ru-RU"/>
               </w:rPr>
-              <w:t xml:space="preserve">Ошибка: </w:t>
+              <w:t>Ошибка</w:t>
+            </w:r>
+            <w:proofErr w:type="gramStart"/>
+            <w:r>
+              <w:rPr>
+                <w:lang w:val="ru-RU"/>
+              </w:rPr>
+              <w:t xml:space="preserve">: </w:t>
             </w:r>
             <w:r>
               <w:t>”</w:t>
             </w:r>
+            <w:proofErr w:type="gramEnd"/>
           </w:p>
         </w:tc>
         <w:tc>
@@ -8359,11 +9355,19 @@
               <w:rPr>
                 <w:lang w:val="ru-RU"/>
               </w:rPr>
-              <w:t xml:space="preserve">Итог: </w:t>
+              <w:t>Итог</w:t>
+            </w:r>
+            <w:proofErr w:type="gramStart"/>
+            <w:r>
+              <w:rPr>
+                <w:lang w:val="ru-RU"/>
+              </w:rPr>
+              <w:t xml:space="preserve">: </w:t>
             </w:r>
             <w:r>
               <w:t>”</w:t>
             </w:r>
+            <w:proofErr w:type="gramEnd"/>
           </w:p>
         </w:tc>
         <w:tc>
@@ -9383,10 +10387,10 @@
           <w:noProof/>
         </w:rPr>
         <w:drawing>
-          <wp:inline distT="0" distB="0" distL="0" distR="0" wp14:anchorId="6E358D5B" wp14:editId="14AF827E">
-            <wp:extent cx="5940425" cy="5709920"/>
-            <wp:effectExtent l="0" t="0" r="3175" b="5080"/>
-            <wp:docPr id="704203644" name="Рисунок 1"/>
+          <wp:inline distT="0" distB="0" distL="0" distR="0" wp14:anchorId="57A3EABB" wp14:editId="2BAE9AE9">
+            <wp:extent cx="5940425" cy="2804795"/>
+            <wp:effectExtent l="0" t="0" r="3175" b="0"/>
+            <wp:docPr id="127312813" name="Рисунок 1"/>
             <wp:cNvGraphicFramePr>
               <a:graphicFrameLocks xmlns:a="http://schemas.openxmlformats.org/drawingml/2006/main" noChangeAspect="1"/>
             </wp:cNvGraphicFramePr>
@@ -9394,7 +10398,7 @@
               <a:graphicData uri="http://schemas.openxmlformats.org/drawingml/2006/picture">
                 <pic:pic xmlns:pic="http://schemas.openxmlformats.org/drawingml/2006/picture">
                   <pic:nvPicPr>
-                    <pic:cNvPr id="704203644" name=""/>
+                    <pic:cNvPr id="127312813" name=""/>
                     <pic:cNvPicPr/>
                   </pic:nvPicPr>
                   <pic:blipFill>
@@ -9406,7 +10410,7 @@
                   <pic:spPr>
                     <a:xfrm>
                       <a:off x="0" y="0"/>
-                      <a:ext cx="5940425" cy="5709920"/>
+                      <a:ext cx="5940425" cy="2804795"/>
                     </a:xfrm>
                     <a:prstGeom prst="rect">
                       <a:avLst/>
@@ -9421,15 +10425,11 @@
     </w:p>
     <w:p>
       <w:r>
-        <w:rPr>
-          <w:noProof/>
-        </w:rPr>
-        <w:lastRenderedPageBreak/>
         <w:drawing>
-          <wp:inline distT="0" distB="0" distL="0" distR="0" wp14:anchorId="28F569F8" wp14:editId="06B0702B">
-            <wp:extent cx="5940425" cy="3236595"/>
-            <wp:effectExtent l="0" t="0" r="3175" b="1905"/>
-            <wp:docPr id="950864668" name="Рисунок 1"/>
+          <wp:inline distT="0" distB="0" distL="0" distR="0" wp14:anchorId="07183AF0" wp14:editId="4BC5C8F7">
+            <wp:extent cx="5940425" cy="1953260"/>
+            <wp:effectExtent l="0" t="0" r="3175" b="8890"/>
+            <wp:docPr id="822073451" name="Рисунок 1"/>
             <wp:cNvGraphicFramePr>
               <a:graphicFrameLocks xmlns:a="http://schemas.openxmlformats.org/drawingml/2006/main" noChangeAspect="1"/>
             </wp:cNvGraphicFramePr>
@@ -9437,7 +10437,7 @@
               <a:graphicData uri="http://schemas.openxmlformats.org/drawingml/2006/picture">
                 <pic:pic xmlns:pic="http://schemas.openxmlformats.org/drawingml/2006/picture">
                   <pic:nvPicPr>
-                    <pic:cNvPr id="950864668" name=""/>
+                    <pic:cNvPr id="822073451" name=""/>
                     <pic:cNvPicPr/>
                   </pic:nvPicPr>
                   <pic:blipFill>
@@ -9449,7 +10449,7 @@
                   <pic:spPr>
                     <a:xfrm>
                       <a:off x="0" y="0"/>
-                      <a:ext cx="5940425" cy="3236595"/>
+                      <a:ext cx="5940425" cy="1953260"/>
                     </a:xfrm>
                     <a:prstGeom prst="rect">
                       <a:avLst/>
@@ -9463,48 +10463,7 @@
       </w:r>
     </w:p>
     <w:p/>
-    <w:p>
-      <w:r>
-        <w:rPr>
-          <w:noProof/>
-        </w:rPr>
-        <w:drawing>
-          <wp:inline distT="0" distB="0" distL="0" distR="0" wp14:anchorId="79F58B16" wp14:editId="17F9998F">
-            <wp:extent cx="5940425" cy="690880"/>
-            <wp:effectExtent l="0" t="0" r="3175" b="0"/>
-            <wp:docPr id="1078240281" name="Рисунок 1"/>
-            <wp:cNvGraphicFramePr>
-              <a:graphicFrameLocks xmlns:a="http://schemas.openxmlformats.org/drawingml/2006/main" noChangeAspect="1"/>
-            </wp:cNvGraphicFramePr>
-            <a:graphic xmlns:a="http://schemas.openxmlformats.org/drawingml/2006/main">
-              <a:graphicData uri="http://schemas.openxmlformats.org/drawingml/2006/picture">
-                <pic:pic xmlns:pic="http://schemas.openxmlformats.org/drawingml/2006/picture">
-                  <pic:nvPicPr>
-                    <pic:cNvPr id="1078240281" name=""/>
-                    <pic:cNvPicPr/>
-                  </pic:nvPicPr>
-                  <pic:blipFill>
-                    <a:blip r:embed="rId8"/>
-                    <a:stretch>
-                      <a:fillRect/>
-                    </a:stretch>
-                  </pic:blipFill>
-                  <pic:spPr>
-                    <a:xfrm>
-                      <a:off x="0" y="0"/>
-                      <a:ext cx="5940425" cy="690880"/>
-                    </a:xfrm>
-                    <a:prstGeom prst="rect">
-                      <a:avLst/>
-                    </a:prstGeom>
-                  </pic:spPr>
-                </pic:pic>
-              </a:graphicData>
-            </a:graphic>
-          </wp:inline>
-        </w:drawing>
-      </w:r>
-    </w:p>
+    <w:p/>
     <w:p/>
     <w:p/>
     <w:p/>
